--- a/LOGS.docx
+++ b/LOGS.docx
@@ -64,8 +64,186 @@
         <w:rPr>
           <w:lang w:val="en-US"/>
         </w:rPr>
-        <w:t xml:space="preserve">Made the full on irrigation system physical box. </w:t>
-      </w:r>
+        <w:t xml:space="preserve">Made the </w:t>
+      </w:r>
+      <w:proofErr w:type="gramStart"/>
+      <w:r>
+        <w:rPr>
+          <w:lang w:val="en-US"/>
+        </w:rPr>
+        <w:t>full on</w:t>
+      </w:r>
+      <w:proofErr w:type="gramEnd"/>
+      <w:r>
+        <w:rPr>
+          <w:lang w:val="en-US"/>
+        </w:rPr>
+        <w:t xml:space="preserve"> irrigation system physical box. </w:t>
+      </w:r>
+    </w:p>
+    <w:p>
+      <w:pPr>
+        <w:pStyle w:val="ListParagraph"/>
+        <w:numPr>
+          <w:ilvl w:val="0"/>
+          <w:numId w:val="1"/>
+        </w:numPr>
+        <w:rPr>
+          <w:lang w:val="en-US"/>
+        </w:rPr>
+      </w:pPr>
+      <w:r>
+        <w:rPr>
+          <w:lang w:val="en-US"/>
+        </w:rPr>
+        <w:t xml:space="preserve">Bought an HC-05 </w:t>
+      </w:r>
+      <w:proofErr w:type="spellStart"/>
+      <w:r>
+        <w:rPr>
+          <w:lang w:val="en-US"/>
+        </w:rPr>
+        <w:t>bluetooth</w:t>
+      </w:r>
+      <w:proofErr w:type="spellEnd"/>
+      <w:r>
+        <w:rPr>
+          <w:lang w:val="en-US"/>
+        </w:rPr>
+        <w:t xml:space="preserve"> sensor but found out it too uses BLE which is not compatible with Windows Bluetooth. I experimented with a software called </w:t>
+      </w:r>
+      <w:proofErr w:type="spellStart"/>
+      <w:r>
+        <w:rPr>
+          <w:lang w:val="en-US"/>
+        </w:rPr>
+        <w:t>NoRDIC</w:t>
+      </w:r>
+      <w:proofErr w:type="spellEnd"/>
+      <w:r>
+        <w:rPr>
+          <w:lang w:val="en-US"/>
+        </w:rPr>
+        <w:t xml:space="preserve">, but I kept hitting a </w:t>
+      </w:r>
+      <w:proofErr w:type="spellStart"/>
+      <w:proofErr w:type="gramStart"/>
+      <w:r>
+        <w:rPr>
+          <w:lang w:val="en-US"/>
+        </w:rPr>
+        <w:t>deadend</w:t>
+      </w:r>
+      <w:proofErr w:type="spellEnd"/>
+      <w:proofErr w:type="gramEnd"/>
+      <w:r>
+        <w:rPr>
+          <w:lang w:val="en-US"/>
+        </w:rPr>
+        <w:t xml:space="preserve">. I utilized another library called COM, which </w:t>
+      </w:r>
+      <w:proofErr w:type="gramStart"/>
+      <w:r>
+        <w:rPr>
+          <w:lang w:val="en-US"/>
+        </w:rPr>
+        <w:t>generate</w:t>
+      </w:r>
+      <w:proofErr w:type="gramEnd"/>
+      <w:r>
+        <w:rPr>
+          <w:lang w:val="en-US"/>
+        </w:rPr>
+        <w:t xml:space="preserve"> fake COMS ports in place of Bluetooth connections (such as ones that are BLE, low </w:t>
+      </w:r>
+      <w:proofErr w:type="gramStart"/>
+      <w:r>
+        <w:rPr>
+          <w:lang w:val="en-US"/>
+        </w:rPr>
+        <w:t>energy)  for</w:t>
+      </w:r>
+      <w:proofErr w:type="gramEnd"/>
+      <w:r>
+        <w:rPr>
+          <w:lang w:val="en-US"/>
+        </w:rPr>
+        <w:t xml:space="preserve"> which you should be able to connect to. But some compatibility issues on the drivers keep resulting in error. I decided to postpone the Bluetooth </w:t>
+      </w:r>
+      <w:proofErr w:type="spellStart"/>
+      <w:r>
+        <w:rPr>
+          <w:lang w:val="en-US"/>
+        </w:rPr>
+        <w:t>segemtn</w:t>
+      </w:r>
+      <w:proofErr w:type="spellEnd"/>
+      <w:r>
+        <w:rPr>
+          <w:lang w:val="en-US"/>
+        </w:rPr>
+        <w:t xml:space="preserve"> of the project. </w:t>
+      </w:r>
+    </w:p>
+    <w:p>
+      <w:pPr>
+        <w:pStyle w:val="ListParagraph"/>
+        <w:numPr>
+          <w:ilvl w:val="0"/>
+          <w:numId w:val="1"/>
+        </w:numPr>
+        <w:rPr>
+          <w:lang w:val="en-US"/>
+        </w:rPr>
+      </w:pPr>
+      <w:r>
+        <w:rPr>
+          <w:lang w:val="en-US"/>
+        </w:rPr>
+        <w:t xml:space="preserve">I am watering the plant manually before setting loose the automation. Turning on and off the </w:t>
+      </w:r>
+      <w:proofErr w:type="spellStart"/>
+      <w:r>
+        <w:rPr>
+          <w:lang w:val="en-US"/>
+        </w:rPr>
+        <w:t>SmartPlug</w:t>
+      </w:r>
+      <w:proofErr w:type="spellEnd"/>
+      <w:r>
+        <w:rPr>
+          <w:lang w:val="en-US"/>
+        </w:rPr>
+        <w:t xml:space="preserve"> once every day </w:t>
+      </w:r>
+      <w:proofErr w:type="gramStart"/>
+      <w:r>
+        <w:rPr>
+          <w:lang w:val="en-US"/>
+        </w:rPr>
+        <w:t>for  3</w:t>
+      </w:r>
+      <w:proofErr w:type="gramEnd"/>
+      <w:r>
+        <w:rPr>
+          <w:lang w:val="en-US"/>
+        </w:rPr>
+        <w:t xml:space="preserve"> seconds. The plant is not taking any water yet, or as much as I am predicting, so I am playing conservative until I see some progress. </w:t>
+      </w:r>
+    </w:p>
+    <w:p>
+      <w:pPr>
+        <w:rPr>
+          <w:lang w:val="en-US"/>
+        </w:rPr>
+      </w:pPr>
+    </w:p>
+    <w:p>
+      <w:pPr>
+        <w:rPr>
+          <w:lang w:val="en-US"/>
+        </w:rPr>
+      </w:pPr>
     </w:p>
     <w:sectPr>
       <w:pgSz w:w="12240" w:h="15840"/>

--- a/LOGS.docx
+++ b/LOGS.docx
@@ -64,21 +64,7 @@
         <w:rPr>
           <w:lang w:val="en-US"/>
         </w:rPr>
-        <w:t xml:space="preserve">Made the </w:t>
-      </w:r>
-      <w:proofErr w:type="gramStart"/>
-      <w:r>
-        <w:rPr>
-          <w:lang w:val="en-US"/>
-        </w:rPr>
-        <w:t>full on</w:t>
-      </w:r>
-      <w:proofErr w:type="gramEnd"/>
-      <w:r>
-        <w:rPr>
-          <w:lang w:val="en-US"/>
-        </w:rPr>
-        <w:t xml:space="preserve"> irrigation system physical box. </w:t>
+        <w:t xml:space="preserve">Made the full on irrigation system physical box. </w:t>
       </w:r>
     </w:p>
     <w:p>
@@ -127,7 +113,6 @@
         <w:t xml:space="preserve">, but I kept hitting a </w:t>
       </w:r>
       <w:proofErr w:type="spellStart"/>
-      <w:proofErr w:type="gramStart"/>
       <w:r>
         <w:rPr>
           <w:lang w:val="en-US"/>
@@ -135,40 +120,11 @@
         <w:t>deadend</w:t>
       </w:r>
       <w:proofErr w:type="spellEnd"/>
-      <w:proofErr w:type="gramEnd"/>
-      <w:r>
-        <w:rPr>
-          <w:lang w:val="en-US"/>
-        </w:rPr>
-        <w:t xml:space="preserve">. I utilized another library called COM, which </w:t>
-      </w:r>
-      <w:proofErr w:type="gramStart"/>
-      <w:r>
-        <w:rPr>
-          <w:lang w:val="en-US"/>
-        </w:rPr>
-        <w:t>generate</w:t>
-      </w:r>
-      <w:proofErr w:type="gramEnd"/>
-      <w:r>
-        <w:rPr>
-          <w:lang w:val="en-US"/>
-        </w:rPr>
-        <w:t xml:space="preserve"> fake COMS ports in place of Bluetooth connections (such as ones that are BLE, low </w:t>
-      </w:r>
-      <w:proofErr w:type="gramStart"/>
-      <w:r>
-        <w:rPr>
-          <w:lang w:val="en-US"/>
-        </w:rPr>
-        <w:t>energy)  for</w:t>
-      </w:r>
-      <w:proofErr w:type="gramEnd"/>
-      <w:r>
-        <w:rPr>
-          <w:lang w:val="en-US"/>
-        </w:rPr>
-        <w:t xml:space="preserve"> which you should be able to connect to. But some compatibility issues on the drivers keep resulting in error. I decided to postpone the Bluetooth </w:t>
+      <w:r>
+        <w:rPr>
+          <w:lang w:val="en-US"/>
+        </w:rPr>
+        <w:t xml:space="preserve">. I utilized another library called COM, which generate fake COMS ports in place of Bluetooth connections (such as ones that are BLE, low energy)  for which you should be able to connect to. But some compatibility issues on the drivers keep resulting in error. I decided to postpone the Bluetooth </w:t>
       </w:r>
       <w:proofErr w:type="spellStart"/>
       <w:r>
@@ -214,21 +170,7 @@
         <w:rPr>
           <w:lang w:val="en-US"/>
         </w:rPr>
-        <w:t xml:space="preserve"> once every day </w:t>
-      </w:r>
-      <w:proofErr w:type="gramStart"/>
-      <w:r>
-        <w:rPr>
-          <w:lang w:val="en-US"/>
-        </w:rPr>
-        <w:t>for  3</w:t>
-      </w:r>
-      <w:proofErr w:type="gramEnd"/>
-      <w:r>
-        <w:rPr>
-          <w:lang w:val="en-US"/>
-        </w:rPr>
-        <w:t xml:space="preserve"> seconds. The plant is not taking any water yet, or as much as I am predicting, so I am playing conservative until I see some progress. </w:t>
+        <w:t xml:space="preserve"> once every day for  3 seconds. The plant is not taking any water yet, or as much as I am predicting, so I am playing conservative until I see some progress. </w:t>
       </w:r>
     </w:p>
     <w:p>
@@ -237,6 +179,25 @@
           <w:lang w:val="en-US"/>
         </w:rPr>
       </w:pPr>
+      <w:r>
+        <w:rPr>
+          <w:lang w:val="en-US"/>
+        </w:rPr>
+        <w:t>2026-08-08 23:28:06.785</w:t>
+      </w:r>
+    </w:p>
+    <w:p>
+      <w:pPr>
+        <w:rPr>
+          <w:lang w:val="en-US"/>
+        </w:rPr>
+      </w:pPr>
+      <w:r>
+        <w:rPr>
+          <w:lang w:val="en-US"/>
+        </w:rPr>
+        <w:t xml:space="preserve">After this the data might become more reliable as most of the general troubleshooting in the creation of the project that I faced has been finished. The physical setup is now set. </w:t>
+      </w:r>
     </w:p>
     <w:p>
       <w:pPr>

--- a/LOGS.docx
+++ b/LOGS.docx
@@ -82,63 +82,7 @@
         <w:rPr>
           <w:lang w:val="en-US"/>
         </w:rPr>
-        <w:t xml:space="preserve">Bought an HC-05 </w:t>
-      </w:r>
-      <w:proofErr w:type="spellStart"/>
-      <w:r>
-        <w:rPr>
-          <w:lang w:val="en-US"/>
-        </w:rPr>
-        <w:t>bluetooth</w:t>
-      </w:r>
-      <w:proofErr w:type="spellEnd"/>
-      <w:r>
-        <w:rPr>
-          <w:lang w:val="en-US"/>
-        </w:rPr>
-        <w:t xml:space="preserve"> sensor but found out it too uses BLE which is not compatible with Windows Bluetooth. I experimented with a software called </w:t>
-      </w:r>
-      <w:proofErr w:type="spellStart"/>
-      <w:r>
-        <w:rPr>
-          <w:lang w:val="en-US"/>
-        </w:rPr>
-        <w:t>NoRDIC</w:t>
-      </w:r>
-      <w:proofErr w:type="spellEnd"/>
-      <w:r>
-        <w:rPr>
-          <w:lang w:val="en-US"/>
-        </w:rPr>
-        <w:t xml:space="preserve">, but I kept hitting a </w:t>
-      </w:r>
-      <w:proofErr w:type="spellStart"/>
-      <w:r>
-        <w:rPr>
-          <w:lang w:val="en-US"/>
-        </w:rPr>
-        <w:t>deadend</w:t>
-      </w:r>
-      <w:proofErr w:type="spellEnd"/>
-      <w:r>
-        <w:rPr>
-          <w:lang w:val="en-US"/>
-        </w:rPr>
-        <w:t xml:space="preserve">. I utilized another library called COM, which generate fake COMS ports in place of Bluetooth connections (such as ones that are BLE, low energy)  for which you should be able to connect to. But some compatibility issues on the drivers keep resulting in error. I decided to postpone the Bluetooth </w:t>
-      </w:r>
-      <w:proofErr w:type="spellStart"/>
-      <w:r>
-        <w:rPr>
-          <w:lang w:val="en-US"/>
-        </w:rPr>
-        <w:t>segemtn</w:t>
-      </w:r>
-      <w:proofErr w:type="spellEnd"/>
-      <w:r>
-        <w:rPr>
-          <w:lang w:val="en-US"/>
-        </w:rPr>
-        <w:t xml:space="preserve"> of the project. </w:t>
+        <w:t xml:space="preserve">Bought an HC-05 bluetooth sensor but found out it too uses BLE which is not compatible with Windows Bluetooth. I experimented with a software called NoRDIC, but I kept hitting a deadend. I utilized another library called COM, which generate fake COMS ports in place of Bluetooth connections (such as ones that are BLE, low energy)  for which you should be able to connect to. But some compatibility issues on the drivers keep resulting in error. I decided to postpone the Bluetooth segemtn of the project. </w:t>
       </w:r>
     </w:p>
     <w:p>
@@ -156,21 +100,7 @@
         <w:rPr>
           <w:lang w:val="en-US"/>
         </w:rPr>
-        <w:t xml:space="preserve">I am watering the plant manually before setting loose the automation. Turning on and off the </w:t>
-      </w:r>
-      <w:proofErr w:type="spellStart"/>
-      <w:r>
-        <w:rPr>
-          <w:lang w:val="en-US"/>
-        </w:rPr>
-        <w:t>SmartPlug</w:t>
-      </w:r>
-      <w:proofErr w:type="spellEnd"/>
-      <w:r>
-        <w:rPr>
-          <w:lang w:val="en-US"/>
-        </w:rPr>
-        <w:t xml:space="preserve"> once every day for  3 seconds. The plant is not taking any water yet, or as much as I am predicting, so I am playing conservative until I see some progress. </w:t>
+        <w:t xml:space="preserve">I am watering the plant manually before setting loose the automation. Turning on and off the SmartPlug once every day for  3 seconds. The plant is not taking any water yet, or as much as I am predicting, so I am playing conservative until I see some progress. </w:t>
       </w:r>
     </w:p>
     <w:p>
@@ -202,9 +132,55 @@
     <w:p>
       <w:pPr>
         <w:rPr>
-          <w:lang w:val="en-US"/>
-        </w:rPr>
-      </w:pPr>
+          <w:b/>
+          <w:bCs/>
+          <w:lang w:val="en-US"/>
+        </w:rPr>
+      </w:pPr>
+      <w:r>
+        <w:rPr>
+          <w:b/>
+          <w:bCs/>
+          <w:lang w:val="en-US"/>
+        </w:rPr>
+        <w:t>09/08/2026</w:t>
+      </w:r>
+    </w:p>
+    <w:p>
+      <w:pPr>
+        <w:pStyle w:val="ListParagraph"/>
+        <w:numPr>
+          <w:ilvl w:val="0"/>
+          <w:numId w:val="1"/>
+        </w:numPr>
+        <w:rPr>
+          <w:lang w:val="en-US"/>
+        </w:rPr>
+      </w:pPr>
+      <w:r>
+        <w:rPr>
+          <w:lang w:val="en-US"/>
+        </w:rPr>
+        <w:t xml:space="preserve">Humidity sensor value has not changed much despite 12 hours under growth light. Either soil or plant seeds are not “well”. Or they are over filled of water, drowning them. Or the plant is still growing but slowly. </w:t>
+      </w:r>
+    </w:p>
+    <w:p>
+      <w:pPr>
+        <w:pStyle w:val="ListParagraph"/>
+        <w:numPr>
+          <w:ilvl w:val="0"/>
+          <w:numId w:val="1"/>
+        </w:numPr>
+        <w:rPr>
+          <w:lang w:val="en-US"/>
+        </w:rPr>
+      </w:pPr>
+      <w:r>
+        <w:rPr>
+          <w:lang w:val="en-US"/>
+        </w:rPr>
+        <w:t>Plan is to keep manual watering over the next week, sticking to routine and waiting for any response. As plant lifecycle takes weeks, best o only alter changes after a week of results.</w:t>
+      </w:r>
     </w:p>
     <w:sectPr>
       <w:pgSz w:w="12240" w:h="15840"/>

--- a/LOGS.docx
+++ b/LOGS.docx
@@ -82,7 +82,63 @@
         <w:rPr>
           <w:lang w:val="en-US"/>
         </w:rPr>
-        <w:t xml:space="preserve">Bought an HC-05 bluetooth sensor but found out it too uses BLE which is not compatible with Windows Bluetooth. I experimented with a software called NoRDIC, but I kept hitting a deadend. I utilized another library called COM, which generate fake COMS ports in place of Bluetooth connections (such as ones that are BLE, low energy)  for which you should be able to connect to. But some compatibility issues on the drivers keep resulting in error. I decided to postpone the Bluetooth segemtn of the project. </w:t>
+        <w:t xml:space="preserve">Bought an HC-05 </w:t>
+      </w:r>
+      <w:proofErr w:type="spellStart"/>
+      <w:r>
+        <w:rPr>
+          <w:lang w:val="en-US"/>
+        </w:rPr>
+        <w:t>bluetooth</w:t>
+      </w:r>
+      <w:proofErr w:type="spellEnd"/>
+      <w:r>
+        <w:rPr>
+          <w:lang w:val="en-US"/>
+        </w:rPr>
+        <w:t xml:space="preserve"> sensor but found out it too uses BLE which is not compatible with Windows Bluetooth. I experimented with a software called </w:t>
+      </w:r>
+      <w:proofErr w:type="spellStart"/>
+      <w:r>
+        <w:rPr>
+          <w:lang w:val="en-US"/>
+        </w:rPr>
+        <w:t>NoRDIC</w:t>
+      </w:r>
+      <w:proofErr w:type="spellEnd"/>
+      <w:r>
+        <w:rPr>
+          <w:lang w:val="en-US"/>
+        </w:rPr>
+        <w:t xml:space="preserve">, but I kept hitting a </w:t>
+      </w:r>
+      <w:proofErr w:type="spellStart"/>
+      <w:r>
+        <w:rPr>
+          <w:lang w:val="en-US"/>
+        </w:rPr>
+        <w:t>deadend</w:t>
+      </w:r>
+      <w:proofErr w:type="spellEnd"/>
+      <w:r>
+        <w:rPr>
+          <w:lang w:val="en-US"/>
+        </w:rPr>
+        <w:t xml:space="preserve">. I utilized another library called COM, which generate fake COMS ports in place of Bluetooth connections (such as ones that are BLE, low energy)  for which you should be able to connect to. But some compatibility issues on the drivers keep resulting in error. I decided to postpone the Bluetooth </w:t>
+      </w:r>
+      <w:proofErr w:type="spellStart"/>
+      <w:r>
+        <w:rPr>
+          <w:lang w:val="en-US"/>
+        </w:rPr>
+        <w:t>segemtn</w:t>
+      </w:r>
+      <w:proofErr w:type="spellEnd"/>
+      <w:r>
+        <w:rPr>
+          <w:lang w:val="en-US"/>
+        </w:rPr>
+        <w:t xml:space="preserve"> of the project. </w:t>
       </w:r>
     </w:p>
     <w:p>
@@ -100,7 +156,21 @@
         <w:rPr>
           <w:lang w:val="en-US"/>
         </w:rPr>
-        <w:t xml:space="preserve">I am watering the plant manually before setting loose the automation. Turning on and off the SmartPlug once every day for  3 seconds. The plant is not taking any water yet, or as much as I am predicting, so I am playing conservative until I see some progress. </w:t>
+        <w:t xml:space="preserve">I am watering the plant manually before setting loose the automation. Turning on and off the </w:t>
+      </w:r>
+      <w:proofErr w:type="spellStart"/>
+      <w:r>
+        <w:rPr>
+          <w:lang w:val="en-US"/>
+        </w:rPr>
+        <w:t>SmartPlug</w:t>
+      </w:r>
+      <w:proofErr w:type="spellEnd"/>
+      <w:r>
+        <w:rPr>
+          <w:lang w:val="en-US"/>
+        </w:rPr>
+        <w:t xml:space="preserve"> once every day for  3 seconds. The plant is not taking any water yet, or as much as I am predicting, so I am playing conservative until I see some progress. </w:t>
       </w:r>
     </w:p>
     <w:p>
@@ -180,6 +250,85 @@
           <w:lang w:val="en-US"/>
         </w:rPr>
         <w:t>Plan is to keep manual watering over the next week, sticking to routine and waiting for any response. As plant lifecycle takes weeks, best o only alter changes after a week of results.</w:t>
+      </w:r>
+    </w:p>
+    <w:p>
+      <w:pPr>
+        <w:rPr>
+          <w:lang w:val="en-US"/>
+        </w:rPr>
+      </w:pPr>
+    </w:p>
+    <w:p>
+      <w:pPr>
+        <w:rPr>
+          <w:b/>
+          <w:bCs/>
+          <w:lang w:val="en-US"/>
+        </w:rPr>
+      </w:pPr>
+      <w:r>
+        <w:rPr>
+          <w:b/>
+          <w:bCs/>
+          <w:lang w:val="en-US"/>
+        </w:rPr>
+        <w:t>10/08/2026</w:t>
+      </w:r>
+    </w:p>
+    <w:p>
+      <w:pPr>
+        <w:pStyle w:val="ListParagraph"/>
+        <w:numPr>
+          <w:ilvl w:val="0"/>
+          <w:numId w:val="1"/>
+        </w:numPr>
+        <w:rPr>
+          <w:lang w:val="en-US"/>
+        </w:rPr>
+      </w:pPr>
+      <w:r>
+        <w:rPr>
+          <w:lang w:val="en-US"/>
+        </w:rPr>
+        <w:t xml:space="preserve">The soil moisture drastically dropped from 77 to 66, over the past 12 hours, 3 of growth light, 9 of no light. The plant seems to have taken in the water during the night, highest possible chance. </w:t>
+      </w:r>
+    </w:p>
+    <w:p>
+      <w:pPr>
+        <w:pStyle w:val="ListParagraph"/>
+        <w:numPr>
+          <w:ilvl w:val="0"/>
+          <w:numId w:val="1"/>
+        </w:numPr>
+        <w:rPr>
+          <w:lang w:val="en-US"/>
+        </w:rPr>
+      </w:pPr>
+      <w:r>
+        <w:rPr>
+          <w:lang w:val="en-US"/>
+        </w:rPr>
+        <w:t xml:space="preserve">This is showing good results, that the plant is taking in the water for growth, the soil moisture is not just sitting idle at a value. </w:t>
+      </w:r>
+    </w:p>
+    <w:p>
+      <w:pPr>
+        <w:pStyle w:val="ListParagraph"/>
+        <w:numPr>
+          <w:ilvl w:val="0"/>
+          <w:numId w:val="1"/>
+        </w:numPr>
+        <w:rPr>
+          <w:lang w:val="en-US"/>
+        </w:rPr>
+      </w:pPr>
+      <w:r>
+        <w:rPr>
+          <w:lang w:val="en-US"/>
+        </w:rPr>
+        <w:lastRenderedPageBreak/>
+        <w:t>This can’t be fully attributed to water evaporation, as that would only be 1-3% drop in soil moisture. This is about 10%. Judging by data.</w:t>
       </w:r>
     </w:p>
     <w:sectPr>

--- a/LOGS.docx
+++ b/LOGS.docx
@@ -64,7 +64,21 @@
         <w:rPr>
           <w:lang w:val="en-US"/>
         </w:rPr>
-        <w:t xml:space="preserve">Made the full on irrigation system physical box. </w:t>
+        <w:t xml:space="preserve">Made the </w:t>
+      </w:r>
+      <w:proofErr w:type="gramStart"/>
+      <w:r>
+        <w:rPr>
+          <w:lang w:val="en-US"/>
+        </w:rPr>
+        <w:t>full on</w:t>
+      </w:r>
+      <w:proofErr w:type="gramEnd"/>
+      <w:r>
+        <w:rPr>
+          <w:lang w:val="en-US"/>
+        </w:rPr>
+        <w:t xml:space="preserve"> irrigation system physical box. </w:t>
       </w:r>
     </w:p>
     <w:p>
@@ -113,6 +127,7 @@
         <w:t xml:space="preserve">, but I kept hitting a </w:t>
       </w:r>
       <w:proofErr w:type="spellStart"/>
+      <w:proofErr w:type="gramStart"/>
       <w:r>
         <w:rPr>
           <w:lang w:val="en-US"/>
@@ -120,11 +135,40 @@
         <w:t>deadend</w:t>
       </w:r>
       <w:proofErr w:type="spellEnd"/>
-      <w:r>
-        <w:rPr>
-          <w:lang w:val="en-US"/>
-        </w:rPr>
-        <w:t xml:space="preserve">. I utilized another library called COM, which generate fake COMS ports in place of Bluetooth connections (such as ones that are BLE, low energy)  for which you should be able to connect to. But some compatibility issues on the drivers keep resulting in error. I decided to postpone the Bluetooth </w:t>
+      <w:proofErr w:type="gramEnd"/>
+      <w:r>
+        <w:rPr>
+          <w:lang w:val="en-US"/>
+        </w:rPr>
+        <w:t xml:space="preserve">. I utilized another library called COM, which </w:t>
+      </w:r>
+      <w:proofErr w:type="gramStart"/>
+      <w:r>
+        <w:rPr>
+          <w:lang w:val="en-US"/>
+        </w:rPr>
+        <w:t>generate</w:t>
+      </w:r>
+      <w:proofErr w:type="gramEnd"/>
+      <w:r>
+        <w:rPr>
+          <w:lang w:val="en-US"/>
+        </w:rPr>
+        <w:t xml:space="preserve"> fake COMS ports in place of Bluetooth connections (such as ones that are BLE, low </w:t>
+      </w:r>
+      <w:proofErr w:type="gramStart"/>
+      <w:r>
+        <w:rPr>
+          <w:lang w:val="en-US"/>
+        </w:rPr>
+        <w:t>energy)  for</w:t>
+      </w:r>
+      <w:proofErr w:type="gramEnd"/>
+      <w:r>
+        <w:rPr>
+          <w:lang w:val="en-US"/>
+        </w:rPr>
+        <w:t xml:space="preserve"> which you should be able to connect to. But some compatibility issues on the drivers keep resulting in error. I decided to postpone the Bluetooth </w:t>
       </w:r>
       <w:proofErr w:type="spellStart"/>
       <w:r>
@@ -170,7 +214,21 @@
         <w:rPr>
           <w:lang w:val="en-US"/>
         </w:rPr>
-        <w:t xml:space="preserve"> once every day for  3 seconds. The plant is not taking any water yet, or as much as I am predicting, so I am playing conservative until I see some progress. </w:t>
+        <w:t xml:space="preserve"> once every day </w:t>
+      </w:r>
+      <w:proofErr w:type="gramStart"/>
+      <w:r>
+        <w:rPr>
+          <w:lang w:val="en-US"/>
+        </w:rPr>
+        <w:t>for  3</w:t>
+      </w:r>
+      <w:proofErr w:type="gramEnd"/>
+      <w:r>
+        <w:rPr>
+          <w:lang w:val="en-US"/>
+        </w:rPr>
+        <w:t xml:space="preserve"> seconds. The plant is not taking any water yet, or as much as I am predicting, so I am playing conservative until I see some progress. </w:t>
       </w:r>
     </w:p>
     <w:p>
@@ -231,7 +289,21 @@
         <w:rPr>
           <w:lang w:val="en-US"/>
         </w:rPr>
-        <w:t xml:space="preserve">Humidity sensor value has not changed much despite 12 hours under growth light. Either soil or plant seeds are not “well”. Or they are over filled of water, drowning them. Or the plant is still growing but slowly. </w:t>
+        <w:t xml:space="preserve">Humidity sensor value has not changed much despite 12 hours under growth light. Either soil or plant seeds are not “well”. Or they are over filled </w:t>
+      </w:r>
+      <w:proofErr w:type="gramStart"/>
+      <w:r>
+        <w:rPr>
+          <w:lang w:val="en-US"/>
+        </w:rPr>
+        <w:t>of</w:t>
+      </w:r>
+      <w:proofErr w:type="gramEnd"/>
+      <w:r>
+        <w:rPr>
+          <w:lang w:val="en-US"/>
+        </w:rPr>
+        <w:t xml:space="preserve"> water, drowning them. Or the plant is still growing but slowly. </w:t>
       </w:r>
     </w:p>
     <w:p>
@@ -249,7 +321,21 @@
         <w:rPr>
           <w:lang w:val="en-US"/>
         </w:rPr>
-        <w:t>Plan is to keep manual watering over the next week, sticking to routine and waiting for any response. As plant lifecycle takes weeks, best o only alter changes after a week of results.</w:t>
+        <w:t xml:space="preserve">Plan is to keep manual watering over the next week, sticking to routine and waiting for any response. As plant lifecycle takes weeks, best o only </w:t>
+      </w:r>
+      <w:proofErr w:type="gramStart"/>
+      <w:r>
+        <w:rPr>
+          <w:lang w:val="en-US"/>
+        </w:rPr>
+        <w:t>alter</w:t>
+      </w:r>
+      <w:proofErr w:type="gramEnd"/>
+      <w:r>
+        <w:rPr>
+          <w:lang w:val="en-US"/>
+        </w:rPr>
+        <w:t xml:space="preserve"> changes after a week of results.</w:t>
       </w:r>
     </w:p>
     <w:p>
@@ -291,7 +377,21 @@
         <w:rPr>
           <w:lang w:val="en-US"/>
         </w:rPr>
-        <w:t xml:space="preserve">The soil moisture drastically dropped from 77 to 66, over the past 12 hours, 3 of growth light, 9 of no light. The plant seems to have taken in the water during the night, highest possible chance. </w:t>
+        <w:t xml:space="preserve">The soil moisture drastically dropped from </w:t>
+      </w:r>
+      <w:r>
+        <w:rPr>
+          <w:b/>
+          <w:bCs/>
+          <w:lang w:val="en-US"/>
+        </w:rPr>
+        <w:t>77 to 66,</w:t>
+      </w:r>
+      <w:r>
+        <w:rPr>
+          <w:lang w:val="en-US"/>
+        </w:rPr>
+        <w:t xml:space="preserve"> over the past 12 hours, 3 of growth light, 9 of no light. The plant seems to have taken in the water during the night, highest possible chance. </w:t>
       </w:r>
     </w:p>
     <w:p>
@@ -309,7 +409,21 @@
         <w:rPr>
           <w:lang w:val="en-US"/>
         </w:rPr>
-        <w:t xml:space="preserve">This is showing good results, that the plant is taking in the water for growth, the soil moisture is not just sitting idle at a value. </w:t>
+        <w:t xml:space="preserve">This is </w:t>
+      </w:r>
+      <w:r>
+        <w:rPr>
+          <w:b/>
+          <w:bCs/>
+          <w:lang w:val="en-US"/>
+        </w:rPr>
+        <w:t>showing good results, that the plant is taking in the water for growth</w:t>
+      </w:r>
+      <w:r>
+        <w:rPr>
+          <w:lang w:val="en-US"/>
+        </w:rPr>
+        <w:t xml:space="preserve">, the soil moisture is not just sitting idle at a value. </w:t>
       </w:r>
     </w:p>
     <w:p>
@@ -328,8 +442,264 @@
           <w:lang w:val="en-US"/>
         </w:rPr>
         <w:lastRenderedPageBreak/>
-        <w:t>This can’t be fully attributed to water evaporation, as that would only be 1-3% drop in soil moisture. This is about 10%. Judging by data.</w:t>
-      </w:r>
+        <w:t xml:space="preserve">This </w:t>
+      </w:r>
+      <w:r>
+        <w:rPr>
+          <w:b/>
+          <w:bCs/>
+          <w:lang w:val="en-US"/>
+        </w:rPr>
+        <w:t>can’t be fully attributed to water evaporation,</w:t>
+      </w:r>
+      <w:r>
+        <w:rPr>
+          <w:lang w:val="en-US"/>
+        </w:rPr>
+        <w:t xml:space="preserve"> as that would only be 1-3% drop in soil moisture. This is about 10%. Judging by data.</w:t>
+      </w:r>
+    </w:p>
+    <w:p>
+      <w:pPr>
+        <w:rPr>
+          <w:lang w:val="en-US"/>
+        </w:rPr>
+      </w:pPr>
+    </w:p>
+    <w:p>
+      <w:pPr>
+        <w:rPr>
+          <w:lang w:val="en-US"/>
+        </w:rPr>
+      </w:pPr>
+    </w:p>
+    <w:p>
+      <w:pPr>
+        <w:rPr>
+          <w:b/>
+          <w:bCs/>
+          <w:lang w:val="en-US"/>
+        </w:rPr>
+      </w:pPr>
+      <w:r>
+        <w:rPr>
+          <w:b/>
+          <w:bCs/>
+          <w:lang w:val="en-US"/>
+        </w:rPr>
+        <w:t>11/08/2026</w:t>
+      </w:r>
+    </w:p>
+    <w:p>
+      <w:r>
+        <w:t>Overall project progress</w:t>
+      </w:r>
+    </w:p>
+    <w:p>
+      <w:r>
+        <w:t>I</w:t>
+      </w:r>
+      <w:r>
+        <w:t xml:space="preserve"> have a genuinely complete, working closed-loop system: two-sensor Modbus data collection (shallow + deep), Ignition SCADA automation with hard safety limits, Home Assistant/smart-plug actuation, dual database logging (Ignition Historian + PostgreSQL), a functioning Perspective dashboard with a dual-line moisture chart, and script-based text alerting. </w:t>
+      </w:r>
+      <w:r>
+        <w:t>Real</w:t>
+      </w:r>
+      <w:r>
+        <w:t xml:space="preserve"> infrastructure, correctly integrated across four separate platforms (Arduino, Ignition, Home Assistant, PostgreSQL).</w:t>
+      </w:r>
+    </w:p>
+    <w:p>
+      <w:r>
+        <w:t xml:space="preserve">The one unresolved piece is the biological </w:t>
+      </w:r>
+      <w:proofErr w:type="gramStart"/>
+      <w:r>
+        <w:t>outcome</w:t>
+      </w:r>
+      <w:r>
+        <w:t xml:space="preserve">, </w:t>
+      </w:r>
+      <w:r>
+        <w:t xml:space="preserve"> two</w:t>
+      </w:r>
+      <w:proofErr w:type="gramEnd"/>
+      <w:r>
+        <w:t xml:space="preserve"> growing attempts have stalled (first from oversaturation, second possibly from mold/airflow issues), and </w:t>
+      </w:r>
+      <w:r>
+        <w:t xml:space="preserve">I did </w:t>
+      </w:r>
+      <w:proofErr w:type="gramStart"/>
+      <w:r>
+        <w:t>an</w:t>
+      </w:r>
+      <w:proofErr w:type="gramEnd"/>
+      <w:r>
+        <w:t xml:space="preserve"> mid-restart with fresh soil, a fan, dual sensors, and a repositioned probe.</w:t>
+      </w:r>
+    </w:p>
+    <w:p>
+      <w:r>
+        <w:t>Troubleshooting encountered, the full list</w:t>
+      </w:r>
+    </w:p>
+    <w:p>
+      <w:pPr>
+        <w:numPr>
+          <w:ilvl w:val="0"/>
+          <w:numId w:val="2"/>
+        </w:numPr>
+      </w:pPr>
+      <w:r>
+        <w:t>Timer1 conflict (Modbus vs. Servo library)</w:t>
+      </w:r>
+    </w:p>
+    <w:p>
+      <w:pPr>
+        <w:numPr>
+          <w:ilvl w:val="0"/>
+          <w:numId w:val="2"/>
+        </w:numPr>
+      </w:pPr>
+      <w:proofErr w:type="spellStart"/>
+      <w:r>
+        <w:t>Wemo</w:t>
+      </w:r>
+      <w:proofErr w:type="spellEnd"/>
+      <w:r>
+        <w:t xml:space="preserve">/HomeKit integration saga (dead legacy API → blocked HomeKit pairing → eventually working via Home Assistant's native </w:t>
+      </w:r>
+      <w:proofErr w:type="spellStart"/>
+      <w:r>
+        <w:t>Wemo</w:t>
+      </w:r>
+      <w:proofErr w:type="spellEnd"/>
+      <w:r>
+        <w:t xml:space="preserve"> integration)</w:t>
+      </w:r>
+    </w:p>
+    <w:p>
+      <w:pPr>
+        <w:numPr>
+          <w:ilvl w:val="0"/>
+          <w:numId w:val="2"/>
+        </w:numPr>
+      </w:pPr>
+      <w:r>
+        <w:t>A real race condition — event-driven automation caused the pump to stick on; correctly diagnosed and fixed by rebuilding as a safe single-threaded polling architecture</w:t>
+      </w:r>
+    </w:p>
+    <w:p>
+      <w:pPr>
+        <w:numPr>
+          <w:ilvl w:val="0"/>
+          <w:numId w:val="2"/>
+        </w:numPr>
+      </w:pPr>
+      <w:r>
+        <w:t xml:space="preserve">Two separate mislabeled-BLE-as-HC-05 hardware dead ends, including a deep, </w:t>
+      </w:r>
+      <w:proofErr w:type="gramStart"/>
+      <w:r>
+        <w:t>correctly-executed</w:t>
+      </w:r>
+      <w:proofErr w:type="gramEnd"/>
+      <w:r>
+        <w:t xml:space="preserve"> but ultimately unsuccessful Windows BLE-bridge attempt (</w:t>
+      </w:r>
+      <w:proofErr w:type="spellStart"/>
+      <w:r>
+        <w:t>ble</w:t>
+      </w:r>
+      <w:proofErr w:type="spellEnd"/>
+      <w:r>
+        <w:t>-serial + com0com)</w:t>
+      </w:r>
+    </w:p>
+    <w:p>
+      <w:pPr>
+        <w:numPr>
+          <w:ilvl w:val="0"/>
+          <w:numId w:val="2"/>
+        </w:numPr>
+      </w:pPr>
+      <w:r>
+        <w:t>PostgreSQL SCRAM auth issues</w:t>
+      </w:r>
+    </w:p>
+    <w:p>
+      <w:pPr>
+        <w:numPr>
+          <w:ilvl w:val="0"/>
+          <w:numId w:val="2"/>
+        </w:numPr>
+      </w:pPr>
+      <w:r>
+        <w:t>An actual overwatering incident that likely killed the first batch of seeds</w:t>
+      </w:r>
+    </w:p>
+    <w:p>
+      <w:pPr>
+        <w:numPr>
+          <w:ilvl w:val="0"/>
+          <w:numId w:val="2"/>
+        </w:numPr>
+      </w:pPr>
+      <w:r>
+        <w:t xml:space="preserve">A NAS power-loss cascade (Home Assistant crash, </w:t>
+      </w:r>
+      <w:proofErr w:type="spellStart"/>
+      <w:r>
+        <w:t>Wemo</w:t>
+      </w:r>
+      <w:proofErr w:type="spellEnd"/>
+      <w:r>
+        <w:t xml:space="preserve"> IP drift via DHCP)</w:t>
+      </w:r>
+    </w:p>
+    <w:p>
+      <w:pPr>
+        <w:numPr>
+          <w:ilvl w:val="0"/>
+          <w:numId w:val="2"/>
+        </w:numPr>
+      </w:pPr>
+      <w:r>
+        <w:t>A fully-built Alarm Notification Pipeline that never delivered — traced to a wrong contact email domain, eventually abandoned in favor of direct script-based SMTP alerts</w:t>
+      </w:r>
+    </w:p>
+    <w:p>
+      <w:pPr>
+        <w:numPr>
+          <w:ilvl w:val="0"/>
+          <w:numId w:val="2"/>
+        </w:numPr>
+      </w:pPr>
+      <w:r>
+        <w:lastRenderedPageBreak/>
+        <w:t>Suspected mold from an overly enclosed, low-airflow box, prompting the fan + fresh soil + shallower sensor restart</w:t>
+      </w:r>
+    </w:p>
+    <w:p>
+      <w:pPr>
+        <w:numPr>
+          <w:ilvl w:val="0"/>
+          <w:numId w:val="2"/>
+        </w:numPr>
+      </w:pPr>
+      <w:r>
+        <w:t>A calibration confusion this session (new sensor's dry/wet values producing non-comparable percentages) — resolved by reasoning through the math and reusing the original calibration for continuity</w:t>
+      </w:r>
+    </w:p>
+    <w:p>
+      <w:pPr>
+        <w:rPr>
+          <w:b/>
+          <w:bCs/>
+          <w:lang w:val="en-US"/>
+        </w:rPr>
+      </w:pPr>
     </w:p>
     <w:sectPr>
       <w:pgSz w:w="12240" w:h="15840"/>
@@ -455,8 +825,160 @@
       </w:rPr>
     </w:lvl>
   </w:abstractNum>
+  <w:abstractNum w:abstractNumId="1" w15:restartNumberingAfterBreak="0">
+    <w:nsid w:val="432E7540"/>
+    <w:multiLevelType w:val="multilevel"/>
+    <w:tmpl w:val="BFA23D48"/>
+    <w:lvl w:ilvl="0">
+      <w:start w:val="1"/>
+      <w:numFmt w:val="bullet"/>
+      <w:lvlText w:val=""/>
+      <w:lvlJc w:val="left"/>
+      <w:pPr>
+        <w:tabs>
+          <w:tab w:val="num" w:pos="720"/>
+        </w:tabs>
+        <w:ind w:left="720" w:hanging="360"/>
+      </w:pPr>
+      <w:rPr>
+        <w:rFonts w:ascii="Symbol" w:hAnsi="Symbol" w:hint="default"/>
+        <w:sz w:val="20"/>
+      </w:rPr>
+    </w:lvl>
+    <w:lvl w:ilvl="1" w:tentative="1">
+      <w:start w:val="1"/>
+      <w:numFmt w:val="bullet"/>
+      <w:lvlText w:val="o"/>
+      <w:lvlJc w:val="left"/>
+      <w:pPr>
+        <w:tabs>
+          <w:tab w:val="num" w:pos="1440"/>
+        </w:tabs>
+        <w:ind w:left="1440" w:hanging="360"/>
+      </w:pPr>
+      <w:rPr>
+        <w:rFonts w:ascii="Courier New" w:hAnsi="Courier New" w:hint="default"/>
+        <w:sz w:val="20"/>
+      </w:rPr>
+    </w:lvl>
+    <w:lvl w:ilvl="2" w:tentative="1">
+      <w:start w:val="1"/>
+      <w:numFmt w:val="bullet"/>
+      <w:lvlText w:val=""/>
+      <w:lvlJc w:val="left"/>
+      <w:pPr>
+        <w:tabs>
+          <w:tab w:val="num" w:pos="2160"/>
+        </w:tabs>
+        <w:ind w:left="2160" w:hanging="360"/>
+      </w:pPr>
+      <w:rPr>
+        <w:rFonts w:ascii="Wingdings" w:hAnsi="Wingdings" w:hint="default"/>
+        <w:sz w:val="20"/>
+      </w:rPr>
+    </w:lvl>
+    <w:lvl w:ilvl="3" w:tentative="1">
+      <w:start w:val="1"/>
+      <w:numFmt w:val="bullet"/>
+      <w:lvlText w:val=""/>
+      <w:lvlJc w:val="left"/>
+      <w:pPr>
+        <w:tabs>
+          <w:tab w:val="num" w:pos="2880"/>
+        </w:tabs>
+        <w:ind w:left="2880" w:hanging="360"/>
+      </w:pPr>
+      <w:rPr>
+        <w:rFonts w:ascii="Wingdings" w:hAnsi="Wingdings" w:hint="default"/>
+        <w:sz w:val="20"/>
+      </w:rPr>
+    </w:lvl>
+    <w:lvl w:ilvl="4" w:tentative="1">
+      <w:start w:val="1"/>
+      <w:numFmt w:val="bullet"/>
+      <w:lvlText w:val=""/>
+      <w:lvlJc w:val="left"/>
+      <w:pPr>
+        <w:tabs>
+          <w:tab w:val="num" w:pos="3600"/>
+        </w:tabs>
+        <w:ind w:left="3600" w:hanging="360"/>
+      </w:pPr>
+      <w:rPr>
+        <w:rFonts w:ascii="Wingdings" w:hAnsi="Wingdings" w:hint="default"/>
+        <w:sz w:val="20"/>
+      </w:rPr>
+    </w:lvl>
+    <w:lvl w:ilvl="5" w:tentative="1">
+      <w:start w:val="1"/>
+      <w:numFmt w:val="bullet"/>
+      <w:lvlText w:val=""/>
+      <w:lvlJc w:val="left"/>
+      <w:pPr>
+        <w:tabs>
+          <w:tab w:val="num" w:pos="4320"/>
+        </w:tabs>
+        <w:ind w:left="4320" w:hanging="360"/>
+      </w:pPr>
+      <w:rPr>
+        <w:rFonts w:ascii="Wingdings" w:hAnsi="Wingdings" w:hint="default"/>
+        <w:sz w:val="20"/>
+      </w:rPr>
+    </w:lvl>
+    <w:lvl w:ilvl="6" w:tentative="1">
+      <w:start w:val="1"/>
+      <w:numFmt w:val="bullet"/>
+      <w:lvlText w:val=""/>
+      <w:lvlJc w:val="left"/>
+      <w:pPr>
+        <w:tabs>
+          <w:tab w:val="num" w:pos="5040"/>
+        </w:tabs>
+        <w:ind w:left="5040" w:hanging="360"/>
+      </w:pPr>
+      <w:rPr>
+        <w:rFonts w:ascii="Wingdings" w:hAnsi="Wingdings" w:hint="default"/>
+        <w:sz w:val="20"/>
+      </w:rPr>
+    </w:lvl>
+    <w:lvl w:ilvl="7" w:tentative="1">
+      <w:start w:val="1"/>
+      <w:numFmt w:val="bullet"/>
+      <w:lvlText w:val=""/>
+      <w:lvlJc w:val="left"/>
+      <w:pPr>
+        <w:tabs>
+          <w:tab w:val="num" w:pos="5760"/>
+        </w:tabs>
+        <w:ind w:left="5760" w:hanging="360"/>
+      </w:pPr>
+      <w:rPr>
+        <w:rFonts w:ascii="Wingdings" w:hAnsi="Wingdings" w:hint="default"/>
+        <w:sz w:val="20"/>
+      </w:rPr>
+    </w:lvl>
+    <w:lvl w:ilvl="8" w:tentative="1">
+      <w:start w:val="1"/>
+      <w:numFmt w:val="bullet"/>
+      <w:lvlText w:val=""/>
+      <w:lvlJc w:val="left"/>
+      <w:pPr>
+        <w:tabs>
+          <w:tab w:val="num" w:pos="6480"/>
+        </w:tabs>
+        <w:ind w:left="6480" w:hanging="360"/>
+      </w:pPr>
+      <w:rPr>
+        <w:rFonts w:ascii="Wingdings" w:hAnsi="Wingdings" w:hint="default"/>
+        <w:sz w:val="20"/>
+      </w:rPr>
+    </w:lvl>
+  </w:abstractNum>
   <w:num w:numId="1" w16cid:durableId="513422473">
     <w:abstractNumId w:val="0"/>
+  </w:num>
+  <w:num w:numId="2" w16cid:durableId="794181175">
+    <w:abstractNumId w:val="1"/>
   </w:num>
 </w:numbering>
 </file>
@@ -1064,7 +1586,6 @@
   <w:style w:type="character" w:default="1" w:styleId="DefaultParagraphFont">
     <w:name w:val="Default Paragraph Font"/>
     <w:uiPriority w:val="1"/>
-    <w:semiHidden/>
     <w:unhideWhenUsed/>
   </w:style>
   <w:style w:type="table" w:default="1" w:styleId="TableNormal">

--- a/LOGS.docx
+++ b/LOGS.docx
@@ -64,21 +64,7 @@
         <w:rPr>
           <w:lang w:val="en-US"/>
         </w:rPr>
-        <w:t xml:space="preserve">Made the </w:t>
-      </w:r>
-      <w:proofErr w:type="gramStart"/>
-      <w:r>
-        <w:rPr>
-          <w:lang w:val="en-US"/>
-        </w:rPr>
-        <w:t>full on</w:t>
-      </w:r>
-      <w:proofErr w:type="gramEnd"/>
-      <w:r>
-        <w:rPr>
-          <w:lang w:val="en-US"/>
-        </w:rPr>
-        <w:t xml:space="preserve"> irrigation system physical box. </w:t>
+        <w:t xml:space="preserve">Made the full on irrigation system physical box. </w:t>
       </w:r>
     </w:p>
     <w:p>
@@ -127,7 +113,6 @@
         <w:t xml:space="preserve">, but I kept hitting a </w:t>
       </w:r>
       <w:proofErr w:type="spellStart"/>
-      <w:proofErr w:type="gramStart"/>
       <w:r>
         <w:rPr>
           <w:lang w:val="en-US"/>
@@ -135,40 +120,11 @@
         <w:t>deadend</w:t>
       </w:r>
       <w:proofErr w:type="spellEnd"/>
-      <w:proofErr w:type="gramEnd"/>
-      <w:r>
-        <w:rPr>
-          <w:lang w:val="en-US"/>
-        </w:rPr>
-        <w:t xml:space="preserve">. I utilized another library called COM, which </w:t>
-      </w:r>
-      <w:proofErr w:type="gramStart"/>
-      <w:r>
-        <w:rPr>
-          <w:lang w:val="en-US"/>
-        </w:rPr>
-        <w:t>generate</w:t>
-      </w:r>
-      <w:proofErr w:type="gramEnd"/>
-      <w:r>
-        <w:rPr>
-          <w:lang w:val="en-US"/>
-        </w:rPr>
-        <w:t xml:space="preserve"> fake COMS ports in place of Bluetooth connections (such as ones that are BLE, low </w:t>
-      </w:r>
-      <w:proofErr w:type="gramStart"/>
-      <w:r>
-        <w:rPr>
-          <w:lang w:val="en-US"/>
-        </w:rPr>
-        <w:t>energy)  for</w:t>
-      </w:r>
-      <w:proofErr w:type="gramEnd"/>
-      <w:r>
-        <w:rPr>
-          <w:lang w:val="en-US"/>
-        </w:rPr>
-        <w:t xml:space="preserve"> which you should be able to connect to. But some compatibility issues on the drivers keep resulting in error. I decided to postpone the Bluetooth </w:t>
+      <w:r>
+        <w:rPr>
+          <w:lang w:val="en-US"/>
+        </w:rPr>
+        <w:t xml:space="preserve">. I utilized another library called COM, which generate fake COMS ports in place of Bluetooth connections (such as ones that are BLE, low energy)  for which you should be able to connect to. But some compatibility issues on the drivers keep resulting in error. I decided to postpone the Bluetooth </w:t>
       </w:r>
       <w:proofErr w:type="spellStart"/>
       <w:r>
@@ -214,21 +170,7 @@
         <w:rPr>
           <w:lang w:val="en-US"/>
         </w:rPr>
-        <w:t xml:space="preserve"> once every day </w:t>
-      </w:r>
-      <w:proofErr w:type="gramStart"/>
-      <w:r>
-        <w:rPr>
-          <w:lang w:val="en-US"/>
-        </w:rPr>
-        <w:t>for  3</w:t>
-      </w:r>
-      <w:proofErr w:type="gramEnd"/>
-      <w:r>
-        <w:rPr>
-          <w:lang w:val="en-US"/>
-        </w:rPr>
-        <w:t xml:space="preserve"> seconds. The plant is not taking any water yet, or as much as I am predicting, so I am playing conservative until I see some progress. </w:t>
+        <w:t xml:space="preserve"> once every day for  3 seconds. The plant is not taking any water yet, or as much as I am predicting, so I am playing conservative until I see some progress. </w:t>
       </w:r>
     </w:p>
     <w:p>
@@ -289,21 +231,7 @@
         <w:rPr>
           <w:lang w:val="en-US"/>
         </w:rPr>
-        <w:t xml:space="preserve">Humidity sensor value has not changed much despite 12 hours under growth light. Either soil or plant seeds are not “well”. Or they are over filled </w:t>
-      </w:r>
-      <w:proofErr w:type="gramStart"/>
-      <w:r>
-        <w:rPr>
-          <w:lang w:val="en-US"/>
-        </w:rPr>
-        <w:t>of</w:t>
-      </w:r>
-      <w:proofErr w:type="gramEnd"/>
-      <w:r>
-        <w:rPr>
-          <w:lang w:val="en-US"/>
-        </w:rPr>
-        <w:t xml:space="preserve"> water, drowning them. Or the plant is still growing but slowly. </w:t>
+        <w:t xml:space="preserve">Humidity sensor value has not changed much despite 12 hours under growth light. Either soil or plant seeds are not “well”. Or they are over filled of water, drowning them. Or the plant is still growing but slowly. </w:t>
       </w:r>
     </w:p>
     <w:p>
@@ -321,21 +249,7 @@
         <w:rPr>
           <w:lang w:val="en-US"/>
         </w:rPr>
-        <w:t xml:space="preserve">Plan is to keep manual watering over the next week, sticking to routine and waiting for any response. As plant lifecycle takes weeks, best o only </w:t>
-      </w:r>
-      <w:proofErr w:type="gramStart"/>
-      <w:r>
-        <w:rPr>
-          <w:lang w:val="en-US"/>
-        </w:rPr>
-        <w:t>alter</w:t>
-      </w:r>
-      <w:proofErr w:type="gramEnd"/>
-      <w:r>
-        <w:rPr>
-          <w:lang w:val="en-US"/>
-        </w:rPr>
-        <w:t xml:space="preserve"> changes after a week of results.</w:t>
+        <w:t>Plan is to keep manual watering over the next week, sticking to routine and waiting for any response. As plant lifecycle takes weeks, best o only alter changes after a week of results.</w:t>
       </w:r>
     </w:p>
     <w:p>
@@ -511,30 +425,17 @@
     </w:p>
     <w:p>
       <w:r>
-        <w:t xml:space="preserve">The one unresolved piece is the biological </w:t>
-      </w:r>
-      <w:proofErr w:type="gramStart"/>
-      <w:r>
-        <w:t>outcome</w:t>
+        <w:t>The one unresolved piece is the biological outcome</w:t>
       </w:r>
       <w:r>
         <w:t xml:space="preserve">, </w:t>
       </w:r>
       <w:r>
-        <w:t xml:space="preserve"> two</w:t>
-      </w:r>
-      <w:proofErr w:type="gramEnd"/>
-      <w:r>
-        <w:t xml:space="preserve"> growing attempts have stalled (first from oversaturation, second possibly from mold/airflow issues), and </w:t>
-      </w:r>
-      <w:r>
-        <w:t xml:space="preserve">I did </w:t>
-      </w:r>
-      <w:proofErr w:type="gramStart"/>
-      <w:r>
-        <w:t>an</w:t>
-      </w:r>
-      <w:proofErr w:type="gramEnd"/>
+        <w:t xml:space="preserve"> two growing attempts have stalled (first from oversaturation, second possibly from mold/airflow issues), and </w:t>
+      </w:r>
+      <w:r>
+        <w:t>I did an</w:t>
+      </w:r>
       <w:r>
         <w:t xml:space="preserve"> mid-restart with fresh soil, a fan, dual sensors, and a repositioned probe.</w:t>
       </w:r>
@@ -598,15 +499,7 @@
         </w:numPr>
       </w:pPr>
       <w:r>
-        <w:t xml:space="preserve">Two separate mislabeled-BLE-as-HC-05 hardware dead ends, including a deep, </w:t>
-      </w:r>
-      <w:proofErr w:type="gramStart"/>
-      <w:r>
-        <w:t>correctly-executed</w:t>
-      </w:r>
-      <w:proofErr w:type="gramEnd"/>
-      <w:r>
-        <w:t xml:space="preserve"> but ultimately unsuccessful Windows BLE-bridge attempt (</w:t>
+        <w:t>Two separate mislabeled-BLE-as-HC-05 hardware dead ends, including a deep, correctly-executed but ultimately unsuccessful Windows BLE-bridge attempt (</w:t>
       </w:r>
       <w:proofErr w:type="spellStart"/>
       <w:r>
@@ -697,6 +590,214 @@
         <w:rPr>
           <w:b/>
           <w:bCs/>
+          <w:lang w:val="en-US"/>
+        </w:rPr>
+      </w:pPr>
+    </w:p>
+    <w:p>
+      <w:pPr>
+        <w:rPr>
+          <w:b/>
+          <w:bCs/>
+          <w:color w:val="EE0000"/>
+          <w:lang w:val="en-US"/>
+        </w:rPr>
+      </w:pPr>
+      <w:r>
+        <w:rPr>
+          <w:b/>
+          <w:bCs/>
+          <w:color w:val="EE0000"/>
+          <w:lang w:val="en-US"/>
+        </w:rPr>
+        <w:t>11:46 Manual Watering with Pump, 3 seconds</w:t>
+      </w:r>
+    </w:p>
+    <w:p>
+      <w:pPr>
+        <w:rPr>
+          <w:b/>
+          <w:bCs/>
+          <w:color w:val="EE0000"/>
+          <w:lang w:val="en-US"/>
+        </w:rPr>
+      </w:pPr>
+    </w:p>
+    <w:p>
+      <w:pPr>
+        <w:rPr>
+          <w:b/>
+          <w:bCs/>
+          <w:color w:val="EE0000"/>
+          <w:lang w:val="en-US"/>
+        </w:rPr>
+      </w:pPr>
+    </w:p>
+    <w:p>
+      <w:pPr>
+        <w:rPr>
+          <w:b/>
+          <w:bCs/>
+          <w:color w:val="EE0000"/>
+          <w:lang w:val="en-US"/>
+        </w:rPr>
+      </w:pPr>
+    </w:p>
+    <w:p>
+      <w:pPr>
+        <w:rPr>
+          <w:b/>
+          <w:bCs/>
+          <w:lang w:val="en-US"/>
+        </w:rPr>
+      </w:pPr>
+      <w:r>
+        <w:rPr>
+          <w:b/>
+          <w:bCs/>
+          <w:lang w:val="en-US"/>
+        </w:rPr>
+        <w:t>1</w:t>
+      </w:r>
+      <w:r>
+        <w:rPr>
+          <w:b/>
+          <w:bCs/>
+          <w:lang w:val="en-US"/>
+        </w:rPr>
+        <w:t>3</w:t>
+      </w:r>
+      <w:r>
+        <w:rPr>
+          <w:b/>
+          <w:bCs/>
+          <w:lang w:val="en-US"/>
+        </w:rPr>
+        <w:t>/08/2026</w:t>
+      </w:r>
+    </w:p>
+    <w:p>
+      <w:pPr>
+        <w:pStyle w:val="ListParagraph"/>
+        <w:numPr>
+          <w:ilvl w:val="0"/>
+          <w:numId w:val="1"/>
+        </w:numPr>
+        <w:rPr>
+          <w:b/>
+          <w:bCs/>
+          <w:lang w:val="en-US"/>
+        </w:rPr>
+      </w:pPr>
+      <w:r>
+        <w:rPr>
+          <w:lang w:val="en-US"/>
+        </w:rPr>
+        <w:t xml:space="preserve">After watering it manually, I started seeing plant growth. Confirming, with a fan always on, mirrors around the corner the plant is in, growth lights </w:t>
+      </w:r>
+      <w:proofErr w:type="spellStart"/>
+      <w:r>
+        <w:rPr>
+          <w:lang w:val="en-US"/>
+        </w:rPr>
+        <w:t>ontop</w:t>
+      </w:r>
+      <w:proofErr w:type="spellEnd"/>
+      <w:r>
+        <w:rPr>
+          <w:lang w:val="en-US"/>
+        </w:rPr>
+        <w:t>, with an Arduino giving soil moisture values using sensors placed in the soil dirt at 2 different lengths to my laptop running ignition, and an water pump with its sr</w:t>
+      </w:r>
+      <w:proofErr w:type="spellStart"/>
+      <w:r>
+        <w:rPr>
+          <w:lang w:val="en-US"/>
+        </w:rPr>
+        <w:t>pout</w:t>
+      </w:r>
+      <w:proofErr w:type="spellEnd"/>
+      <w:r>
+        <w:rPr>
+          <w:lang w:val="en-US"/>
+        </w:rPr>
+        <w:t xml:space="preserve"> pointing to the bottom cup the yogurt container holding the plant within is in connected to a smart sensor.</w:t>
+      </w:r>
+    </w:p>
+    <w:p>
+      <w:pPr>
+        <w:pStyle w:val="ListParagraph"/>
+        <w:numPr>
+          <w:ilvl w:val="0"/>
+          <w:numId w:val="1"/>
+        </w:numPr>
+        <w:rPr>
+          <w:b/>
+          <w:bCs/>
+          <w:lang w:val="en-US"/>
+        </w:rPr>
+      </w:pPr>
+      <w:r>
+        <w:rPr>
+          <w:lang w:val="en-US"/>
+        </w:rPr>
+        <w:t>Plant growth</w:t>
+      </w:r>
+    </w:p>
+    <w:p>
+      <w:pPr>
+        <w:pStyle w:val="ListParagraph"/>
+        <w:numPr>
+          <w:ilvl w:val="0"/>
+          <w:numId w:val="1"/>
+        </w:numPr>
+        <w:rPr>
+          <w:b/>
+          <w:bCs/>
+          <w:lang w:val="en-US"/>
+        </w:rPr>
+      </w:pPr>
+      <w:r>
+        <w:rPr>
+          <w:lang w:val="en-US"/>
+        </w:rPr>
+        <w:t xml:space="preserve">My database was no longer collecting values, as before I purge the database after taking a backup. It contained values throughout the numerous debugging and troubleshooting done and were not the values needed for this project. But in doing so, I wanted two separate columns for date and time, and due to JDBC data types mismatch for date values with </w:t>
+      </w:r>
+      <w:proofErr w:type="spellStart"/>
+      <w:r>
+        <w:rPr>
+          <w:lang w:val="en-US"/>
+        </w:rPr>
+        <w:t>postGreSQL</w:t>
+      </w:r>
+      <w:proofErr w:type="spellEnd"/>
+      <w:r>
+        <w:rPr>
+          <w:lang w:val="en-US"/>
+        </w:rPr>
+        <w:t xml:space="preserve">, I have to upload a script to account for that mismatch so I can give successful uploads to my </w:t>
+      </w:r>
+      <w:proofErr w:type="spellStart"/>
+      <w:r>
+        <w:rPr>
+          <w:lang w:val="en-US"/>
+        </w:rPr>
+        <w:t>PostgresSQL</w:t>
+      </w:r>
+      <w:proofErr w:type="spellEnd"/>
+      <w:r>
+        <w:rPr>
+          <w:lang w:val="en-US"/>
+        </w:rPr>
+        <w:t xml:space="preserve"> DB and I can get the water moisture values, date, time, for both soil depths every 5 minutes as wanted. </w:t>
+      </w:r>
+    </w:p>
+    <w:p>
+      <w:pPr>
+        <w:rPr>
+          <w:b/>
+          <w:bCs/>
+          <w:color w:val="EE0000"/>
           <w:lang w:val="en-US"/>
         </w:rPr>
       </w:pPr>
@@ -1383,6 +1484,7 @@
   <w:style w:type="paragraph" w:default="1" w:styleId="Normal">
     <w:name w:val="Normal"/>
     <w:qFormat/>
+    <w:rsid w:val="0026499A"/>
   </w:style>
   <w:style w:type="paragraph" w:styleId="Heading1">
     <w:name w:val="heading 1"/>
@@ -1586,6 +1688,7 @@
   <w:style w:type="character" w:default="1" w:styleId="DefaultParagraphFont">
     <w:name w:val="Default Paragraph Font"/>
     <w:uiPriority w:val="1"/>
+    <w:semiHidden/>
     <w:unhideWhenUsed/>
   </w:style>
   <w:style w:type="table" w:default="1" w:styleId="TableNormal">

--- a/LOGS.docx
+++ b/LOGS.docx
@@ -707,14 +707,14 @@
         <w:rPr>
           <w:lang w:val="en-US"/>
         </w:rPr>
-        <w:t>, with an Arduino giving soil moisture values using sensors placed in the soil dirt at 2 different lengths to my laptop running ignition, and an water pump with its sr</w:t>
+        <w:t xml:space="preserve">, with an Arduino giving soil moisture values using sensors placed in the soil dirt at 2 different lengths to my laptop running ignition, and an water pump with its </w:t>
       </w:r>
       <w:proofErr w:type="spellStart"/>
       <w:r>
         <w:rPr>
           <w:lang w:val="en-US"/>
         </w:rPr>
-        <w:t>pout</w:t>
+        <w:t>srpout</w:t>
       </w:r>
       <w:proofErr w:type="spellEnd"/>
       <w:r>
@@ -790,6 +790,121 @@
           <w:lang w:val="en-US"/>
         </w:rPr>
         <w:t xml:space="preserve"> DB and I can get the water moisture values, date, time, for both soil depths every 5 minutes as wanted. </w:t>
+      </w:r>
+    </w:p>
+    <w:p>
+      <w:pPr>
+        <w:rPr>
+          <w:b/>
+          <w:bCs/>
+          <w:lang w:val="en-US"/>
+        </w:rPr>
+      </w:pPr>
+    </w:p>
+    <w:p>
+      <w:pPr>
+        <w:rPr>
+          <w:b/>
+          <w:bCs/>
+          <w:lang w:val="en-US"/>
+        </w:rPr>
+      </w:pPr>
+    </w:p>
+    <w:p>
+      <w:pPr>
+        <w:rPr>
+          <w:b/>
+          <w:bCs/>
+          <w:lang w:val="en-US"/>
+        </w:rPr>
+      </w:pPr>
+      <w:r>
+        <w:rPr>
+          <w:b/>
+          <w:bCs/>
+          <w:lang w:val="en-US"/>
+        </w:rPr>
+        <w:t>At 8pm</w:t>
+      </w:r>
+    </w:p>
+    <w:p>
+      <w:pPr>
+        <w:rPr>
+          <w:lang w:val="en-US"/>
+        </w:rPr>
+      </w:pPr>
+      <w:r>
+        <w:rPr>
+          <w:lang w:val="en-US"/>
+        </w:rPr>
+        <w:t xml:space="preserve">I have plant growth finally, so the system is working. </w:t>
+      </w:r>
+    </w:p>
+    <w:p>
+      <w:pPr>
+        <w:rPr>
+          <w:lang w:val="en-US"/>
+        </w:rPr>
+      </w:pPr>
+      <w:r>
+        <w:rPr>
+          <w:lang w:val="en-US"/>
+        </w:rPr>
+        <w:t xml:space="preserve">A constant fan on, 16 hours of growth light every day, 1 3 seconds of water pump which is around 59.6ml of water, everyday once at 12pm. </w:t>
+      </w:r>
+    </w:p>
+    <w:p>
+      <w:pPr>
+        <w:rPr>
+          <w:lang w:val="en-US"/>
+        </w:rPr>
+      </w:pPr>
+      <w:r>
+        <w:rPr>
+          <w:lang w:val="en-US"/>
+        </w:rPr>
+        <w:lastRenderedPageBreak/>
+        <w:t xml:space="preserve">The water moisture value is </w:t>
+      </w:r>
+      <w:proofErr w:type="spellStart"/>
+      <w:r>
+        <w:rPr>
+          <w:lang w:val="en-US"/>
+        </w:rPr>
+        <w:t>sittin</w:t>
+      </w:r>
+      <w:proofErr w:type="spellEnd"/>
+      <w:r>
+        <w:rPr>
+          <w:lang w:val="en-US"/>
+        </w:rPr>
+        <w:t xml:space="preserve"> at 46, constantly, which is surprising. </w:t>
+      </w:r>
+    </w:p>
+    <w:p>
+      <w:pPr>
+        <w:rPr>
+          <w:lang w:val="en-US"/>
+        </w:rPr>
+      </w:pPr>
+      <w:r>
+        <w:rPr>
+          <w:lang w:val="en-US"/>
+        </w:rPr>
+        <w:t xml:space="preserve">I was estimating that the moisture value would be about 50 for water soil moisture growth to occur. That is something which I would like to solve, raising the soil moisture from 46 to 50, and seeing results. If plant growth accelerates, than 50 would become the ideal value. </w:t>
+      </w:r>
+    </w:p>
+    <w:p>
+      <w:pPr>
+        <w:rPr>
+          <w:lang w:val="en-US"/>
+        </w:rPr>
+      </w:pPr>
+      <w:r>
+        <w:rPr>
+          <w:lang w:val="en-US"/>
+        </w:rPr>
+        <w:t xml:space="preserve">I would also see what the deeper sensor value would be, the shallow sensor is the main sensor. </w:t>
       </w:r>
     </w:p>
     <w:p>

--- a/LOGS.docx
+++ b/LOGS.docx
@@ -1,6 +1,6 @@
 
 <file path=word/document.xml><?xml version="1.0" encoding="utf-8"?>
-<w:document xmlns:wpc="http://schemas.microsoft.com/office/word/2010/wordprocessingCanvas" xmlns:cx="http://schemas.microsoft.com/office/drawing/2014/chartex" xmlns:cx1="http://schemas.microsoft.com/office/drawing/2015/9/8/chartex" xmlns:cx2="http://schemas.microsoft.com/office/drawing/2015/10/21/chartex" xmlns:cx3="http://schemas.microsoft.com/office/drawing/2016/5/9/chartex" xmlns:cx4="http://schemas.microsoft.com/office/drawing/2016/5/10/chartex" xmlns:cx5="http://schemas.microsoft.com/office/drawing/2016/5/11/chartex" xmlns:cx6="http://schemas.microsoft.com/office/drawing/2016/5/12/chartex" xmlns:cx7="http://schemas.microsoft.com/office/drawing/2016/5/13/chartex" xmlns:cx8="http://schemas.microsoft.com/office/drawing/2016/5/14/chartex" xmlns:mc="http://schemas.openxmlformats.org/markup-compatibility/2006" xmlns:aink="http://schemas.microsoft.com/office/drawing/2016/ink" xmlns:am3d="http://schemas.microsoft.com/office/drawing/2017/model3d" xmlns:o="urn:schemas-microsoft-com:office:office" xmlns:oel="http://schemas.microsoft.com/office/2019/extlst" xmlns:r="http://schemas.openxmlformats.org/officeDocument/2006/relationships" xmlns:m="http://schemas.openxmlformats.org/officeDocument/2006/math" xmlns:v="urn:schemas-microsoft-com:vml" xmlns:wp14="http://schemas.microsoft.com/office/word/2010/wordprocessingDrawing" xmlns:wp="http://schemas.openxmlformats.org/drawingml/2006/wordprocessingDrawing" xmlns:w10="urn:schemas-microsoft-com:office:word" xmlns:w="http://schemas.openxmlformats.org/wordprocessingml/2006/main" xmlns:w14="http://schemas.microsoft.com/office/word/2010/wordml" xmlns:w15="http://schemas.microsoft.com/office/word/2012/wordml" xmlns:w16cei="http://schemas.microsoft.com/office/word/2026/wordml/cei" xmlns:w16cex="http://schemas.microsoft.com/office/word/2018/wordml/cex" xmlns:w16cid="http://schemas.microsoft.com/office/word/2016/wordml/cid" xmlns:w16="http://schemas.microsoft.com/office/word/2018/wordml" xmlns:w16du="http://schemas.microsoft.com/office/word/2023/wordml/word16du" xmlns:w16sdtdh="http://schemas.microsoft.com/office/word/2020/wordml/sdtdatahash" xmlns:w16sdtfl="http://schemas.microsoft.com/office/word/2024/wordml/sdtformatlock" xmlns:w16se="http://schemas.microsoft.com/office/word/2015/wordml/symex" xmlns:wpg="http://schemas.microsoft.com/office/word/2010/wordprocessingGroup" xmlns:wpi="http://schemas.microsoft.com/office/word/2010/wordprocessingInk" xmlns:wne="http://schemas.microsoft.com/office/word/2006/wordml" xmlns:wps="http://schemas.microsoft.com/office/word/2010/wordprocessingShape" mc:Ignorable="w14 w15 w16se w16cid w16 w16cex w16sdtdh w16sdtfl w16du wp14">
+<w:document xmlns:wpc="http://schemas.microsoft.com/office/word/2010/wordprocessingCanvas" xmlns:cx="http://schemas.microsoft.com/office/drawing/2014/chartex" xmlns:cx1="http://schemas.microsoft.com/office/drawing/2015/9/8/chartex" xmlns:cx2="http://schemas.microsoft.com/office/drawing/2015/10/21/chartex" xmlns:cx3="http://schemas.microsoft.com/office/drawing/2016/5/9/chartex" xmlns:cx4="http://schemas.microsoft.com/office/drawing/2016/5/10/chartex" xmlns:cx5="http://schemas.microsoft.com/office/drawing/2016/5/11/chartex" xmlns:cx6="http://schemas.microsoft.com/office/drawing/2016/5/12/chartex" xmlns:cx7="http://schemas.microsoft.com/office/drawing/2016/5/13/chartex" xmlns:cx8="http://schemas.microsoft.com/office/drawing/2016/5/14/chartex" xmlns:mc="http://schemas.openxmlformats.org/markup-compatibility/2006" xmlns:aink="http://schemas.microsoft.com/office/drawing/2016/ink" xmlns:am3d="http://schemas.microsoft.com/office/drawing/2017/model3d" xmlns:o="urn:schemas-microsoft-com:office:office" xmlns:oel="http://schemas.microsoft.com/office/2019/extlst" xmlns:r="http://schemas.openxmlformats.org/officeDocument/2006/relationships" xmlns:m="http://schemas.openxmlformats.org/officeDocument/2006/math" xmlns:v="urn:schemas-microsoft-com:vml" xmlns:wp14="http://schemas.microsoft.com/office/word/2010/wordprocessingDrawing" xmlns:wp="http://schemas.openxmlformats.org/drawingml/2006/wordprocessingDrawing" xmlns:w10="urn:schemas-microsoft-com:office:word" xmlns:w="http://schemas.openxmlformats.org/wordprocessingml/2006/main" xmlns:w14="http://schemas.microsoft.com/office/word/2010/wordml" xmlns:w15="http://schemas.microsoft.com/office/word/2012/wordml" xmlns:w16cex="http://schemas.microsoft.com/office/word/2018/wordml/cex" xmlns:w16cid="http://schemas.microsoft.com/office/word/2016/wordml/cid" xmlns:w16="http://schemas.microsoft.com/office/word/2018/wordml" xmlns:w16du="http://schemas.microsoft.com/office/word/2023/wordml/word16du" xmlns:w16sdtdh="http://schemas.microsoft.com/office/word/2020/wordml/sdtdatahash" xmlns:w16sdtfl="http://schemas.microsoft.com/office/word/2024/wordml/sdtformatlock" xmlns:w16se="http://schemas.microsoft.com/office/word/2015/wordml/symex" xmlns:wpg="http://schemas.microsoft.com/office/word/2010/wordprocessingGroup" xmlns:wpi="http://schemas.microsoft.com/office/word/2010/wordprocessingInk" xmlns:wne="http://schemas.microsoft.com/office/word/2006/wordml" xmlns:wps="http://schemas.microsoft.com/office/word/2010/wordprocessingShape" mc:Ignorable="w14 w15 w16se w16cid w16 w16cex w16sdtdh w16sdtfl w16du wp14">
   <w:body>
     <w:p>
       <w:pPr>
@@ -64,7 +64,21 @@
         <w:rPr>
           <w:lang w:val="en-US"/>
         </w:rPr>
-        <w:t xml:space="preserve">Made the full on irrigation system physical box. </w:t>
+        <w:t xml:space="preserve">Made the </w:t>
+      </w:r>
+      <w:proofErr w:type="gramStart"/>
+      <w:r>
+        <w:rPr>
+          <w:lang w:val="en-US"/>
+        </w:rPr>
+        <w:t>full on</w:t>
+      </w:r>
+      <w:proofErr w:type="gramEnd"/>
+      <w:r>
+        <w:rPr>
+          <w:lang w:val="en-US"/>
+        </w:rPr>
+        <w:t xml:space="preserve"> irrigation system physical box. </w:t>
       </w:r>
     </w:p>
     <w:p>
@@ -113,6 +127,7 @@
         <w:t xml:space="preserve">, but I kept hitting a </w:t>
       </w:r>
       <w:proofErr w:type="spellStart"/>
+      <w:proofErr w:type="gramStart"/>
       <w:r>
         <w:rPr>
           <w:lang w:val="en-US"/>
@@ -120,11 +135,40 @@
         <w:t>deadend</w:t>
       </w:r>
       <w:proofErr w:type="spellEnd"/>
-      <w:r>
-        <w:rPr>
-          <w:lang w:val="en-US"/>
-        </w:rPr>
-        <w:t xml:space="preserve">. I utilized another library called COM, which generate fake COMS ports in place of Bluetooth connections (such as ones that are BLE, low energy)  for which you should be able to connect to. But some compatibility issues on the drivers keep resulting in error. I decided to postpone the Bluetooth </w:t>
+      <w:proofErr w:type="gramEnd"/>
+      <w:r>
+        <w:rPr>
+          <w:lang w:val="en-US"/>
+        </w:rPr>
+        <w:t xml:space="preserve">. I utilized another library called COM, which </w:t>
+      </w:r>
+      <w:proofErr w:type="gramStart"/>
+      <w:r>
+        <w:rPr>
+          <w:lang w:val="en-US"/>
+        </w:rPr>
+        <w:t>generate</w:t>
+      </w:r>
+      <w:proofErr w:type="gramEnd"/>
+      <w:r>
+        <w:rPr>
+          <w:lang w:val="en-US"/>
+        </w:rPr>
+        <w:t xml:space="preserve"> fake COMS ports in place of Bluetooth connections (such as ones that are BLE, low </w:t>
+      </w:r>
+      <w:proofErr w:type="gramStart"/>
+      <w:r>
+        <w:rPr>
+          <w:lang w:val="en-US"/>
+        </w:rPr>
+        <w:t>energy)  for</w:t>
+      </w:r>
+      <w:proofErr w:type="gramEnd"/>
+      <w:r>
+        <w:rPr>
+          <w:lang w:val="en-US"/>
+        </w:rPr>
+        <w:t xml:space="preserve"> which you should be able to connect to. But some compatibility issues on the drivers keep resulting in error. I decided to postpone the Bluetooth </w:t>
       </w:r>
       <w:proofErr w:type="spellStart"/>
       <w:r>
@@ -170,7 +214,21 @@
         <w:rPr>
           <w:lang w:val="en-US"/>
         </w:rPr>
-        <w:t xml:space="preserve"> once every day for  3 seconds. The plant is not taking any water yet, or as much as I am predicting, so I am playing conservative until I see some progress. </w:t>
+        <w:t xml:space="preserve"> once every day </w:t>
+      </w:r>
+      <w:proofErr w:type="gramStart"/>
+      <w:r>
+        <w:rPr>
+          <w:lang w:val="en-US"/>
+        </w:rPr>
+        <w:t>for  3</w:t>
+      </w:r>
+      <w:proofErr w:type="gramEnd"/>
+      <w:r>
+        <w:rPr>
+          <w:lang w:val="en-US"/>
+        </w:rPr>
+        <w:t xml:space="preserve"> seconds. The plant is not taking any water yet, or as much as I am predicting, so I am playing conservative until I see some progress. </w:t>
       </w:r>
     </w:p>
     <w:p>
@@ -231,7 +289,21 @@
         <w:rPr>
           <w:lang w:val="en-US"/>
         </w:rPr>
-        <w:t xml:space="preserve">Humidity sensor value has not changed much despite 12 hours under growth light. Either soil or plant seeds are not “well”. Or they are over filled of water, drowning them. Or the plant is still growing but slowly. </w:t>
+        <w:t xml:space="preserve">Humidity sensor value has not changed much despite 12 hours under growth light. Either soil or plant seeds are not “well”. Or they are over filled </w:t>
+      </w:r>
+      <w:proofErr w:type="gramStart"/>
+      <w:r>
+        <w:rPr>
+          <w:lang w:val="en-US"/>
+        </w:rPr>
+        <w:t>of</w:t>
+      </w:r>
+      <w:proofErr w:type="gramEnd"/>
+      <w:r>
+        <w:rPr>
+          <w:lang w:val="en-US"/>
+        </w:rPr>
+        <w:t xml:space="preserve"> water, drowning them. Or the plant is still growing but slowly. </w:t>
       </w:r>
     </w:p>
     <w:p>
@@ -249,7 +321,21 @@
         <w:rPr>
           <w:lang w:val="en-US"/>
         </w:rPr>
-        <w:t>Plan is to keep manual watering over the next week, sticking to routine and waiting for any response. As plant lifecycle takes weeks, best o only alter changes after a week of results.</w:t>
+        <w:t xml:space="preserve">Plan is to keep manual watering over the next week, sticking to routine and waiting for any response. As plant lifecycle takes weeks, best o only </w:t>
+      </w:r>
+      <w:proofErr w:type="gramStart"/>
+      <w:r>
+        <w:rPr>
+          <w:lang w:val="en-US"/>
+        </w:rPr>
+        <w:t>alter</w:t>
+      </w:r>
+      <w:proofErr w:type="gramEnd"/>
+      <w:r>
+        <w:rPr>
+          <w:lang w:val="en-US"/>
+        </w:rPr>
+        <w:t xml:space="preserve"> changes after a week of results.</w:t>
       </w:r>
     </w:p>
     <w:p>
@@ -425,17 +511,30 @@
     </w:p>
     <w:p>
       <w:r>
-        <w:t>The one unresolved piece is the biological outcome</w:t>
+        <w:t xml:space="preserve">The one unresolved piece is the biological </w:t>
+      </w:r>
+      <w:proofErr w:type="gramStart"/>
+      <w:r>
+        <w:t>outcome</w:t>
       </w:r>
       <w:r>
         <w:t xml:space="preserve">, </w:t>
       </w:r>
       <w:r>
-        <w:t xml:space="preserve"> two growing attempts have stalled (first from oversaturation, second possibly from mold/airflow issues), and </w:t>
-      </w:r>
-      <w:r>
-        <w:t>I did an</w:t>
-      </w:r>
+        <w:t xml:space="preserve"> two</w:t>
+      </w:r>
+      <w:proofErr w:type="gramEnd"/>
+      <w:r>
+        <w:t xml:space="preserve"> growing attempts have stalled (first from oversaturation, second possibly from mold/airflow issues), and </w:t>
+      </w:r>
+      <w:r>
+        <w:t xml:space="preserve">I did </w:t>
+      </w:r>
+      <w:proofErr w:type="gramStart"/>
+      <w:r>
+        <w:t>an</w:t>
+      </w:r>
+      <w:proofErr w:type="gramEnd"/>
       <w:r>
         <w:t xml:space="preserve"> mid-restart with fresh soil, a fan, dual sensors, and a repositioned probe.</w:t>
       </w:r>
@@ -499,7 +598,15 @@
         </w:numPr>
       </w:pPr>
       <w:r>
-        <w:t>Two separate mislabeled-BLE-as-HC-05 hardware dead ends, including a deep, correctly-executed but ultimately unsuccessful Windows BLE-bridge attempt (</w:t>
+        <w:t xml:space="preserve">Two separate mislabeled-BLE-as-HC-05 hardware dead ends, including a deep, </w:t>
+      </w:r>
+      <w:proofErr w:type="gramStart"/>
+      <w:r>
+        <w:t>correctly-executed</w:t>
+      </w:r>
+      <w:proofErr w:type="gramEnd"/>
+      <w:r>
+        <w:t xml:space="preserve"> but ultimately unsuccessful Windows BLE-bridge attempt (</w:t>
       </w:r>
       <w:proofErr w:type="spellStart"/>
       <w:r>
@@ -707,7 +814,21 @@
         <w:rPr>
           <w:lang w:val="en-US"/>
         </w:rPr>
-        <w:t xml:space="preserve">, with an Arduino giving soil moisture values using sensors placed in the soil dirt at 2 different lengths to my laptop running ignition, and an water pump with its </w:t>
+        <w:t xml:space="preserve">, with an Arduino giving soil moisture values using sensors placed in the soil dirt at 2 different lengths to my laptop running ignition, and </w:t>
+      </w:r>
+      <w:proofErr w:type="gramStart"/>
+      <w:r>
+        <w:rPr>
+          <w:lang w:val="en-US"/>
+        </w:rPr>
+        <w:t>an</w:t>
+      </w:r>
+      <w:proofErr w:type="gramEnd"/>
+      <w:r>
+        <w:rPr>
+          <w:lang w:val="en-US"/>
+        </w:rPr>
+        <w:t xml:space="preserve"> water pump with its </w:t>
       </w:r>
       <w:proofErr w:type="spellStart"/>
       <w:r>
@@ -850,11 +971,538 @@
         <w:rPr>
           <w:lang w:val="en-US"/>
         </w:rPr>
-        <w:t xml:space="preserve">A constant fan on, 16 hours of growth light every day, 1 3 seconds of water pump which is around 59.6ml of water, everyday once at 12pm. </w:t>
-      </w:r>
-    </w:p>
-    <w:p>
-      <w:pPr>
+        <w:t xml:space="preserve">A constant fan on, 16 hours of growth light every day, 1 3 seconds of water pump which is around 59.6ml of water, </w:t>
+      </w:r>
+      <w:proofErr w:type="gramStart"/>
+      <w:r>
+        <w:rPr>
+          <w:lang w:val="en-US"/>
+        </w:rPr>
+        <w:t>everyday</w:t>
+      </w:r>
+      <w:proofErr w:type="gramEnd"/>
+      <w:r>
+        <w:rPr>
+          <w:lang w:val="en-US"/>
+        </w:rPr>
+        <w:t xml:space="preserve"> once at 12pm. </w:t>
+      </w:r>
+    </w:p>
+    <w:p>
+      <w:pPr>
+        <w:rPr>
+          <w:lang w:val="en-US"/>
+        </w:rPr>
+      </w:pPr>
+    </w:p>
+    <w:p>
+      <w:pPr>
+        <w:rPr>
+          <w:lang w:val="en-US"/>
+        </w:rPr>
+      </w:pPr>
+    </w:p>
+    <w:p>
+      <w:pPr>
+        <w:rPr>
+          <w:lang w:val="en-US"/>
+        </w:rPr>
+      </w:pPr>
+      <w:r>
+        <w:rPr>
+          <w:lang w:val="en-US"/>
+        </w:rPr>
+        <w:t xml:space="preserve">The water moisture value is </w:t>
+      </w:r>
+      <w:proofErr w:type="spellStart"/>
+      <w:r>
+        <w:rPr>
+          <w:lang w:val="en-US"/>
+        </w:rPr>
+        <w:t>sittin</w:t>
+      </w:r>
+      <w:proofErr w:type="spellEnd"/>
+      <w:r>
+        <w:rPr>
+          <w:lang w:val="en-US"/>
+        </w:rPr>
+        <w:t xml:space="preserve"> at 46, constantly, which is surprising. </w:t>
+      </w:r>
+    </w:p>
+    <w:p>
+      <w:pPr>
+        <w:rPr>
+          <w:lang w:val="en-US"/>
+        </w:rPr>
+      </w:pPr>
+      <w:r>
+        <w:rPr>
+          <w:lang w:val="en-US"/>
+        </w:rPr>
+        <w:t xml:space="preserve">I was estimating that the moisture value would be about 50 for water soil moisture growth to occur. That is something which I would like to solve, raising the soil moisture from 46 to 50, and seeing results. If plant growth accelerates, </w:t>
+      </w:r>
+      <w:proofErr w:type="gramStart"/>
+      <w:r>
+        <w:rPr>
+          <w:lang w:val="en-US"/>
+        </w:rPr>
+        <w:t>than</w:t>
+      </w:r>
+      <w:proofErr w:type="gramEnd"/>
+      <w:r>
+        <w:rPr>
+          <w:lang w:val="en-US"/>
+        </w:rPr>
+        <w:t xml:space="preserve"> 50 would become the ideal value. </w:t>
+      </w:r>
+    </w:p>
+    <w:p>
+      <w:pPr>
+        <w:rPr>
+          <w:lang w:val="en-US"/>
+        </w:rPr>
+      </w:pPr>
+      <w:r>
+        <w:rPr>
+          <w:lang w:val="en-US"/>
+        </w:rPr>
+        <w:t xml:space="preserve">I would also see what the deeper sensor value would </w:t>
+      </w:r>
+      <w:proofErr w:type="gramStart"/>
+      <w:r>
+        <w:rPr>
+          <w:lang w:val="en-US"/>
+        </w:rPr>
+        <w:t>be,</w:t>
+      </w:r>
+      <w:proofErr w:type="gramEnd"/>
+      <w:r>
+        <w:rPr>
+          <w:lang w:val="en-US"/>
+        </w:rPr>
+        <w:t xml:space="preserve"> the shallow sensor is the main sensor. </w:t>
+      </w:r>
+    </w:p>
+    <w:p>
+      <w:pPr>
+        <w:rPr>
+          <w:b/>
+          <w:bCs/>
+          <w:color w:val="EE0000"/>
+          <w:lang w:val="en-US"/>
+        </w:rPr>
+      </w:pPr>
+    </w:p>
+    <w:p>
+      <w:pPr>
+        <w:rPr>
+          <w:b/>
+          <w:bCs/>
+          <w:lang w:val="en-US"/>
+        </w:rPr>
+      </w:pPr>
+      <w:r>
+        <w:rPr>
+          <w:b/>
+          <w:bCs/>
+          <w:lang w:val="en-US"/>
+        </w:rPr>
+        <w:t>14/08/2026</w:t>
+      </w:r>
+    </w:p>
+    <w:p>
+      <w:pPr>
+        <w:pStyle w:val="ListParagraph"/>
+        <w:numPr>
+          <w:ilvl w:val="0"/>
+          <w:numId w:val="1"/>
+        </w:numPr>
+        <w:rPr>
+          <w:b/>
+          <w:bCs/>
+          <w:lang w:val="en-US"/>
+        </w:rPr>
+      </w:pPr>
+      <w:r>
+        <w:rPr>
+          <w:lang w:val="en-US"/>
+        </w:rPr>
+        <w:t>The plant on the top left, growing straight is 1cm tall today. Watered at 1:37pm.</w:t>
+      </w:r>
+    </w:p>
+    <w:p>
+      <w:pPr>
+        <w:pStyle w:val="ListParagraph"/>
+        <w:numPr>
+          <w:ilvl w:val="0"/>
+          <w:numId w:val="1"/>
+        </w:numPr>
+        <w:rPr>
+          <w:b/>
+          <w:bCs/>
+          <w:lang w:val="en-US"/>
+        </w:rPr>
+      </w:pPr>
+      <w:r>
+        <w:rPr>
+          <w:lang w:val="en-US"/>
+        </w:rPr>
+        <w:t>Need to get another smart plug to fully let this automation continue without manually watering</w:t>
+      </w:r>
+    </w:p>
+    <w:p>
+      <w:pPr>
+        <w:pStyle w:val="ListParagraph"/>
+        <w:numPr>
+          <w:ilvl w:val="0"/>
+          <w:numId w:val="1"/>
+        </w:numPr>
+        <w:rPr>
+          <w:b/>
+          <w:bCs/>
+          <w:lang w:val="en-US"/>
+        </w:rPr>
+      </w:pPr>
+      <w:r>
+        <w:rPr>
+          <w:lang w:val="en-US"/>
+        </w:rPr>
+        <w:t xml:space="preserve">Need more sensors, to gather more data for digital twin creation. </w:t>
+      </w:r>
+    </w:p>
+    <w:p>
+      <w:pPr>
+        <w:pStyle w:val="ListParagraph"/>
+        <w:numPr>
+          <w:ilvl w:val="0"/>
+          <w:numId w:val="1"/>
+        </w:numPr>
+        <w:rPr>
+          <w:b/>
+          <w:bCs/>
+          <w:lang w:val="en-US"/>
+        </w:rPr>
+      </w:pPr>
+      <w:r>
+        <w:rPr>
+          <w:lang w:val="en-US"/>
+        </w:rPr>
+        <w:t xml:space="preserve">Lux values would be </w:t>
+      </w:r>
+      <w:proofErr w:type="gramStart"/>
+      <w:r>
+        <w:rPr>
+          <w:lang w:val="en-US"/>
+        </w:rPr>
+        <w:t>constant about</w:t>
+      </w:r>
+      <w:proofErr w:type="gramEnd"/>
+      <w:r>
+        <w:rPr>
+          <w:lang w:val="en-US"/>
+        </w:rPr>
+        <w:t xml:space="preserve"> from the growth lights so a lux sensor might not be necessary</w:t>
+      </w:r>
+    </w:p>
+    <w:p>
+      <w:pPr>
+        <w:pStyle w:val="ListParagraph"/>
+        <w:numPr>
+          <w:ilvl w:val="0"/>
+          <w:numId w:val="1"/>
+        </w:numPr>
+        <w:rPr>
+          <w:b/>
+          <w:bCs/>
+          <w:lang w:val="en-US"/>
+        </w:rPr>
+      </w:pPr>
+      <w:proofErr w:type="gramStart"/>
+      <w:r>
+        <w:rPr>
+          <w:lang w:val="en-US"/>
+        </w:rPr>
+        <w:t>Air humidity sensor,</w:t>
+      </w:r>
+      <w:proofErr w:type="gramEnd"/>
+      <w:r>
+        <w:rPr>
+          <w:lang w:val="en-US"/>
+        </w:rPr>
+        <w:t xml:space="preserve"> might be needed as that changes. Even though </w:t>
+      </w:r>
+      <w:proofErr w:type="spellStart"/>
+      <w:r>
+        <w:rPr>
+          <w:lang w:val="en-US"/>
+        </w:rPr>
+        <w:t>its</w:t>
+      </w:r>
+      <w:proofErr w:type="spellEnd"/>
+      <w:r>
+        <w:rPr>
+          <w:lang w:val="en-US"/>
+        </w:rPr>
+        <w:t xml:space="preserve"> in </w:t>
+      </w:r>
+      <w:proofErr w:type="spellStart"/>
+      <w:proofErr w:type="gramStart"/>
+      <w:r>
+        <w:rPr>
+          <w:lang w:val="en-US"/>
+        </w:rPr>
+        <w:t>a</w:t>
+      </w:r>
+      <w:proofErr w:type="spellEnd"/>
+      <w:proofErr w:type="gramEnd"/>
+      <w:r>
+        <w:rPr>
+          <w:lang w:val="en-US"/>
+        </w:rPr>
+        <w:t xml:space="preserve"> estimated “closed system”, so it should not change too much. </w:t>
+      </w:r>
+    </w:p>
+    <w:p>
+      <w:pPr>
+        <w:rPr>
+          <w:b/>
+          <w:bCs/>
+          <w:lang w:val="en-US"/>
+        </w:rPr>
+      </w:pPr>
+    </w:p>
+    <w:p>
+      <w:pPr>
+        <w:rPr>
+          <w:b/>
+          <w:bCs/>
+          <w:lang w:val="en-US"/>
+        </w:rPr>
+      </w:pPr>
+      <w:r>
+        <w:rPr>
+          <w:b/>
+          <w:bCs/>
+          <w:lang w:val="en-US"/>
+        </w:rPr>
+        <w:t>19/08/2026</w:t>
+      </w:r>
+    </w:p>
+    <w:p>
+      <w:pPr>
+        <w:pStyle w:val="ListParagraph"/>
+        <w:numPr>
+          <w:ilvl w:val="0"/>
+          <w:numId w:val="1"/>
+        </w:numPr>
+        <w:rPr>
+          <w:lang w:val="en-US"/>
+        </w:rPr>
+      </w:pPr>
+      <w:r>
+        <w:rPr>
+          <w:lang w:val="en-US"/>
+        </w:rPr>
+        <w:t xml:space="preserve">I am </w:t>
+      </w:r>
+      <w:proofErr w:type="gramStart"/>
+      <w:r>
+        <w:rPr>
+          <w:lang w:val="en-US"/>
+        </w:rPr>
+        <w:t xml:space="preserve">considering </w:t>
+      </w:r>
+      <w:r>
+        <w:rPr>
+          <w:lang w:val="en-US"/>
+        </w:rPr>
+        <w:t xml:space="preserve"> moving</w:t>
+      </w:r>
+      <w:proofErr w:type="gramEnd"/>
+      <w:r>
+        <w:rPr>
+          <w:lang w:val="en-US"/>
+        </w:rPr>
+        <w:t xml:space="preserve"> and migrating gateway to the NAS which is constantly running</w:t>
+      </w:r>
+      <w:r>
+        <w:rPr>
+          <w:lang w:val="en-US"/>
+        </w:rPr>
+        <w:t xml:space="preserve">. This will </w:t>
+      </w:r>
+      <w:proofErr w:type="spellStart"/>
+      <w:r>
+        <w:rPr>
+          <w:lang w:val="en-US"/>
+        </w:rPr>
+        <w:t>alolow</w:t>
+      </w:r>
+      <w:proofErr w:type="spellEnd"/>
+      <w:r>
+        <w:rPr>
+          <w:lang w:val="en-US"/>
+        </w:rPr>
+        <w:t xml:space="preserve"> gateway </w:t>
+      </w:r>
+      <w:proofErr w:type="spellStart"/>
+      <w:r>
+        <w:rPr>
+          <w:lang w:val="en-US"/>
+        </w:rPr>
+        <w:t>autaomtion</w:t>
+      </w:r>
+      <w:proofErr w:type="spellEnd"/>
+      <w:r>
+        <w:rPr>
+          <w:lang w:val="en-US"/>
+        </w:rPr>
+        <w:t xml:space="preserve"> scripts to running without me having to attend to my laptop all times, allowing nightly </w:t>
+      </w:r>
+      <w:proofErr w:type="spellStart"/>
+      <w:r>
+        <w:rPr>
+          <w:lang w:val="en-US"/>
+        </w:rPr>
+        <w:t>autaomtions</w:t>
+      </w:r>
+      <w:proofErr w:type="spellEnd"/>
+      <w:r>
+        <w:rPr>
+          <w:lang w:val="en-US"/>
+        </w:rPr>
+        <w:t xml:space="preserve"> to take place, </w:t>
+      </w:r>
+      <w:proofErr w:type="gramStart"/>
+      <w:r>
+        <w:rPr>
+          <w:lang w:val="en-US"/>
+        </w:rPr>
+        <w:t>and also</w:t>
+      </w:r>
+      <w:proofErr w:type="gramEnd"/>
+      <w:r>
+        <w:rPr>
+          <w:lang w:val="en-US"/>
+        </w:rPr>
+        <w:t xml:space="preserve"> when I am not home. </w:t>
+      </w:r>
+    </w:p>
+    <w:p>
+      <w:pPr>
+        <w:pStyle w:val="ListParagraph"/>
+        <w:numPr>
+          <w:ilvl w:val="0"/>
+          <w:numId w:val="1"/>
+        </w:numPr>
+        <w:rPr>
+          <w:lang w:val="en-US"/>
+        </w:rPr>
+      </w:pPr>
+      <w:r>
+        <w:rPr>
+          <w:lang w:val="en-US"/>
+        </w:rPr>
+        <w:t>Plant stem broke due to excessive wind</w:t>
+      </w:r>
+      <w:r>
+        <w:rPr>
+          <w:lang w:val="en-US"/>
+        </w:rPr>
+        <w:t xml:space="preserve">, I put a cardboard strip on the side of the yogurt container. To avoid aggressive wind pressure on steams but still allow wind to prevent high </w:t>
+      </w:r>
+      <w:proofErr w:type="spellStart"/>
+      <w:r>
+        <w:rPr>
+          <w:lang w:val="en-US"/>
+        </w:rPr>
+        <w:t>hyumidity</w:t>
+      </w:r>
+      <w:proofErr w:type="spellEnd"/>
+      <w:r>
+        <w:rPr>
+          <w:lang w:val="en-US"/>
+        </w:rPr>
+        <w:t xml:space="preserve"> which can create fungi. </w:t>
+      </w:r>
+    </w:p>
+    <w:p>
+      <w:pPr>
+        <w:pStyle w:val="ListParagraph"/>
+        <w:numPr>
+          <w:ilvl w:val="0"/>
+          <w:numId w:val="1"/>
+        </w:numPr>
+        <w:rPr>
+          <w:lang w:val="en-US"/>
+        </w:rPr>
+      </w:pPr>
+      <w:r>
+        <w:rPr>
+          <w:lang w:val="en-US"/>
+        </w:rPr>
+        <w:t xml:space="preserve">Plants have grown to about 3-4 </w:t>
+      </w:r>
+      <w:proofErr w:type="gramStart"/>
+      <w:r>
+        <w:rPr>
+          <w:lang w:val="en-US"/>
+        </w:rPr>
+        <w:t>inches</w:t>
+      </w:r>
+      <w:proofErr w:type="gramEnd"/>
+      <w:r>
+        <w:rPr>
+          <w:lang w:val="en-US"/>
+        </w:rPr>
+        <w:t xml:space="preserve"> the tallest </w:t>
+      </w:r>
+      <w:proofErr w:type="gramStart"/>
+      <w:r>
+        <w:rPr>
+          <w:lang w:val="en-US"/>
+        </w:rPr>
+        <w:t>one</w:t>
+      </w:r>
+      <w:proofErr w:type="gramEnd"/>
+      <w:r>
+        <w:rPr>
+          <w:lang w:val="en-US"/>
+        </w:rPr>
+        <w:t xml:space="preserve">, with others slightly smaller growing adjacent. </w:t>
+      </w:r>
+    </w:p>
+    <w:p>
+      <w:pPr>
+        <w:rPr>
+          <w:lang w:val="en-US"/>
+        </w:rPr>
+      </w:pPr>
+    </w:p>
+    <w:p>
+      <w:pPr>
+        <w:rPr>
+          <w:b/>
+          <w:bCs/>
+          <w:lang w:val="en-US"/>
+        </w:rPr>
+      </w:pPr>
+      <w:r>
+        <w:rPr>
+          <w:b/>
+          <w:bCs/>
+          <w:lang w:val="en-US"/>
+        </w:rPr>
+        <w:t>23/08/2026</w:t>
+      </w:r>
+    </w:p>
+    <w:p>
+      <w:pPr>
+        <w:pStyle w:val="ListParagraph"/>
+        <w:numPr>
+          <w:ilvl w:val="0"/>
+          <w:numId w:val="1"/>
+        </w:numPr>
         <w:rPr>
           <w:lang w:val="en-US"/>
         </w:rPr>
@@ -864,55 +1512,354 @@
           <w:lang w:val="en-US"/>
         </w:rPr>
         <w:lastRenderedPageBreak/>
-        <w:t xml:space="preserve">The water moisture value is </w:t>
+        <w:t xml:space="preserve">One plant stem broke, killing one plant. I believed it was the </w:t>
+      </w:r>
+      <w:proofErr w:type="gramStart"/>
+      <w:r>
+        <w:rPr>
+          <w:lang w:val="en-US"/>
+        </w:rPr>
+        <w:t>wind,</w:t>
+      </w:r>
+      <w:proofErr w:type="gramEnd"/>
+      <w:r>
+        <w:rPr>
+          <w:lang w:val="en-US"/>
+        </w:rPr>
+        <w:t xml:space="preserve"> the fan was directly pointing at it causing too much stress on the plant. </w:t>
       </w:r>
       <w:proofErr w:type="spellStart"/>
       <w:r>
         <w:rPr>
           <w:lang w:val="en-US"/>
         </w:rPr>
-        <w:t>sittin</w:t>
+        <w:t>There fore</w:t>
       </w:r>
       <w:proofErr w:type="spellEnd"/>
       <w:r>
         <w:rPr>
           <w:lang w:val="en-US"/>
         </w:rPr>
-        <w:t xml:space="preserve"> at 46, constantly, which is surprising. </w:t>
-      </w:r>
-    </w:p>
-    <w:p>
-      <w:pPr>
-        <w:rPr>
-          <w:lang w:val="en-US"/>
-        </w:rPr>
-      </w:pPr>
-      <w:r>
-        <w:rPr>
-          <w:lang w:val="en-US"/>
-        </w:rPr>
-        <w:t xml:space="preserve">I was estimating that the moisture value would be about 50 for water soil moisture growth to occur. That is something which I would like to solve, raising the soil moisture from 46 to 50, and seeing results. If plant growth accelerates, than 50 would become the ideal value. </w:t>
-      </w:r>
-    </w:p>
-    <w:p>
-      <w:pPr>
-        <w:rPr>
-          <w:lang w:val="en-US"/>
-        </w:rPr>
-      </w:pPr>
-      <w:r>
-        <w:rPr>
-          <w:lang w:val="en-US"/>
-        </w:rPr>
-        <w:t xml:space="preserve">I would also see what the deeper sensor value would be, the shallow sensor is the main sensor. </w:t>
-      </w:r>
-    </w:p>
-    <w:p>
-      <w:pPr>
-        <w:rPr>
-          <w:b/>
-          <w:bCs/>
-          <w:color w:val="EE0000"/>
+        <w:t xml:space="preserve"> I added a small barrier </w:t>
+      </w:r>
+      <w:proofErr w:type="gramStart"/>
+      <w:r>
+        <w:rPr>
+          <w:lang w:val="en-US"/>
+        </w:rPr>
+        <w:t>on</w:t>
+      </w:r>
+      <w:proofErr w:type="gramEnd"/>
+      <w:r>
+        <w:rPr>
+          <w:lang w:val="en-US"/>
+        </w:rPr>
+        <w:t xml:space="preserve"> the side of the yogurt </w:t>
+      </w:r>
+      <w:proofErr w:type="gramStart"/>
+      <w:r>
+        <w:rPr>
+          <w:lang w:val="en-US"/>
+        </w:rPr>
+        <w:t>container, and</w:t>
+      </w:r>
+      <w:proofErr w:type="gramEnd"/>
+      <w:r>
+        <w:rPr>
+          <w:lang w:val="en-US"/>
+        </w:rPr>
+        <w:t xml:space="preserve"> redirected the plant </w:t>
+      </w:r>
+      <w:proofErr w:type="spellStart"/>
+      <w:proofErr w:type="gramStart"/>
+      <w:r>
+        <w:rPr>
+          <w:lang w:val="en-US"/>
+        </w:rPr>
+        <w:t>alittle</w:t>
+      </w:r>
+      <w:proofErr w:type="spellEnd"/>
+      <w:proofErr w:type="gramEnd"/>
+      <w:r>
+        <w:rPr>
+          <w:lang w:val="en-US"/>
+        </w:rPr>
+        <w:t xml:space="preserve"> more to the side to avoid direct wind.</w:t>
+      </w:r>
+    </w:p>
+    <w:p>
+      <w:pPr>
+        <w:pStyle w:val="ListParagraph"/>
+        <w:numPr>
+          <w:ilvl w:val="0"/>
+          <w:numId w:val="1"/>
+        </w:numPr>
+        <w:rPr>
+          <w:lang w:val="en-US"/>
+        </w:rPr>
+      </w:pPr>
+      <w:r>
+        <w:rPr>
+          <w:lang w:val="en-US"/>
+        </w:rPr>
+        <w:t xml:space="preserve">Due to this change, the plant suffered what my initial experiment suffered from, lack of moisture wicking off the plant helping transpiration. </w:t>
+      </w:r>
+    </w:p>
+    <w:p>
+      <w:pPr>
+        <w:pStyle w:val="ListParagraph"/>
+        <w:numPr>
+          <w:ilvl w:val="0"/>
+          <w:numId w:val="1"/>
+        </w:numPr>
+        <w:rPr>
+          <w:lang w:val="en-US"/>
+        </w:rPr>
+      </w:pPr>
+      <w:r>
+        <w:rPr>
+          <w:lang w:val="en-US"/>
+        </w:rPr>
+        <w:t xml:space="preserve">The </w:t>
+      </w:r>
+      <w:proofErr w:type="gramStart"/>
+      <w:r>
+        <w:rPr>
+          <w:lang w:val="en-US"/>
+        </w:rPr>
+        <w:t>suns</w:t>
+      </w:r>
+      <w:proofErr w:type="gramEnd"/>
+      <w:r>
+        <w:rPr>
+          <w:lang w:val="en-US"/>
+        </w:rPr>
+        <w:t xml:space="preserve"> heat and light rays </w:t>
+      </w:r>
+      <w:proofErr w:type="gramStart"/>
+      <w:r>
+        <w:rPr>
+          <w:lang w:val="en-US"/>
+        </w:rPr>
+        <w:t>is</w:t>
+      </w:r>
+      <w:proofErr w:type="gramEnd"/>
+      <w:r>
+        <w:rPr>
+          <w:lang w:val="en-US"/>
+        </w:rPr>
+        <w:t xml:space="preserve"> enough to grow the plant but also evaporate moisture. My growth </w:t>
+      </w:r>
+      <w:proofErr w:type="gramStart"/>
+      <w:r>
+        <w:rPr>
+          <w:lang w:val="en-US"/>
+        </w:rPr>
+        <w:t>lights,</w:t>
+      </w:r>
+      <w:proofErr w:type="gramEnd"/>
+      <w:r>
+        <w:rPr>
+          <w:lang w:val="en-US"/>
+        </w:rPr>
+        <w:t xml:space="preserve"> only show specific light at a spectrum, to aid plant growth, but not enough to evaporate the </w:t>
+      </w:r>
+      <w:proofErr w:type="gramStart"/>
+      <w:r>
+        <w:rPr>
+          <w:lang w:val="en-US"/>
+        </w:rPr>
+        <w:t>plants</w:t>
+      </w:r>
+      <w:proofErr w:type="gramEnd"/>
+      <w:r>
+        <w:rPr>
+          <w:lang w:val="en-US"/>
+        </w:rPr>
+        <w:t xml:space="preserve"> water. </w:t>
+      </w:r>
+      <w:proofErr w:type="gramStart"/>
+      <w:r>
+        <w:rPr>
+          <w:lang w:val="en-US"/>
+        </w:rPr>
+        <w:t>So</w:t>
+      </w:r>
+      <w:proofErr w:type="gramEnd"/>
+      <w:r>
+        <w:rPr>
+          <w:lang w:val="en-US"/>
+        </w:rPr>
+        <w:t xml:space="preserve"> I need to find a way to give enough wind to encourage transpiration, without causing too much stress on the stems. The plants </w:t>
+      </w:r>
+      <w:proofErr w:type="gramStart"/>
+      <w:r>
+        <w:rPr>
+          <w:lang w:val="en-US"/>
+        </w:rPr>
+        <w:t>are</w:t>
+      </w:r>
+      <w:proofErr w:type="gramEnd"/>
+      <w:r>
+        <w:rPr>
+          <w:lang w:val="en-US"/>
+        </w:rPr>
+        <w:t xml:space="preserve"> not taking much water recentl</w:t>
+      </w:r>
+      <w:r>
+        <w:rPr>
+          <w:lang w:val="en-US"/>
+        </w:rPr>
+        <w:t>y.</w:t>
+      </w:r>
+    </w:p>
+    <w:p>
+      <w:pPr>
+        <w:rPr>
+          <w:lang w:val="en-US"/>
+        </w:rPr>
+      </w:pPr>
+    </w:p>
+    <w:p>
+      <w:pPr>
+        <w:rPr>
+          <w:b/>
+          <w:bCs/>
+          <w:lang w:val="en-US"/>
+        </w:rPr>
+      </w:pPr>
+      <w:r>
+        <w:rPr>
+          <w:b/>
+          <w:bCs/>
+          <w:lang w:val="en-US"/>
+        </w:rPr>
+        <w:t>24/08/2026</w:t>
+      </w:r>
+    </w:p>
+    <w:p>
+      <w:pPr>
+        <w:pStyle w:val="ListParagraph"/>
+        <w:numPr>
+          <w:ilvl w:val="0"/>
+          <w:numId w:val="1"/>
+        </w:numPr>
+        <w:rPr>
+          <w:lang w:val="en-US"/>
+        </w:rPr>
+      </w:pPr>
+      <w:r>
+        <w:rPr>
+          <w:lang w:val="en-US"/>
+        </w:rPr>
+        <w:t xml:space="preserve">On past experiences, when I connected both the DC power and USB to my laptop for values, the Arduino board would </w:t>
+      </w:r>
+      <w:proofErr w:type="gramStart"/>
+      <w:r>
+        <w:rPr>
+          <w:lang w:val="en-US"/>
+        </w:rPr>
+        <w:t>over heat</w:t>
+      </w:r>
+      <w:proofErr w:type="gramEnd"/>
+      <w:r>
+        <w:rPr>
+          <w:lang w:val="en-US"/>
+        </w:rPr>
+        <w:t xml:space="preserve">, causing it to shut down. </w:t>
+      </w:r>
+      <w:proofErr w:type="gramStart"/>
+      <w:r>
+        <w:rPr>
+          <w:lang w:val="en-US"/>
+        </w:rPr>
+        <w:t>Therefore</w:t>
+      </w:r>
+      <w:proofErr w:type="gramEnd"/>
+      <w:r>
+        <w:rPr>
+          <w:lang w:val="en-US"/>
+        </w:rPr>
+        <w:t xml:space="preserve"> I avoided connecting both. Currently after adding fans, when switching from DC adaptor to Laptop USB to gather values, the fans decreased in speed, seemingly showing less power was being given. </w:t>
+      </w:r>
+    </w:p>
+    <w:p>
+      <w:pPr>
+        <w:pStyle w:val="ListParagraph"/>
+        <w:numPr>
+          <w:ilvl w:val="0"/>
+          <w:numId w:val="1"/>
+        </w:numPr>
+        <w:rPr>
+          <w:lang w:val="en-US"/>
+        </w:rPr>
+      </w:pPr>
+      <w:r>
+        <w:rPr>
+          <w:lang w:val="en-US"/>
+        </w:rPr>
+        <w:t xml:space="preserve">But my values for </w:t>
+      </w:r>
+      <w:proofErr w:type="spellStart"/>
+      <w:r>
+        <w:rPr>
+          <w:lang w:val="en-US"/>
+        </w:rPr>
+        <w:t>mosiure</w:t>
+      </w:r>
+      <w:proofErr w:type="spellEnd"/>
+      <w:r>
+        <w:rPr>
+          <w:lang w:val="en-US"/>
+        </w:rPr>
+        <w:t xml:space="preserve"> shallow and deep were fluctuating extensively, shallow +- 20, and deep +- 10. The </w:t>
+      </w:r>
+      <w:proofErr w:type="gramStart"/>
+      <w:r>
+        <w:rPr>
+          <w:lang w:val="en-US"/>
+        </w:rPr>
+        <w:t>primarily</w:t>
+      </w:r>
+      <w:proofErr w:type="gramEnd"/>
+      <w:r>
+        <w:rPr>
+          <w:lang w:val="en-US"/>
+        </w:rPr>
+        <w:t xml:space="preserve"> reason could be electrical </w:t>
+      </w:r>
+      <w:proofErr w:type="spellStart"/>
+      <w:r>
+        <w:rPr>
+          <w:lang w:val="en-US"/>
+        </w:rPr>
+        <w:t>flucatutions</w:t>
+      </w:r>
+      <w:proofErr w:type="spellEnd"/>
+      <w:r>
+        <w:rPr>
+          <w:lang w:val="en-US"/>
+        </w:rPr>
+        <w:t xml:space="preserve"> due to power </w:t>
+      </w:r>
+      <w:proofErr w:type="gramStart"/>
+      <w:r>
+        <w:rPr>
+          <w:lang w:val="en-US"/>
+        </w:rPr>
+        <w:t>draw</w:t>
+      </w:r>
+      <w:proofErr w:type="gramEnd"/>
+      <w:r>
+        <w:rPr>
+          <w:lang w:val="en-US"/>
+        </w:rPr>
+        <w:t xml:space="preserve"> and low power supply. With some troubleshooting and trail and error, I found the solution to be DC and USB connected at both times is required. Whether this will overheat my Arduino board again or not is something I will look for. </w:t>
+      </w:r>
+    </w:p>
+    <w:p>
+      <w:pPr>
+        <w:rPr>
           <w:lang w:val="en-US"/>
         </w:rPr>
       </w:pPr>
@@ -928,7 +1875,7 @@
 </file>
 
 <file path=word/numbering.xml><?xml version="1.0" encoding="utf-8"?>
-<w:numbering xmlns:wpc="http://schemas.microsoft.com/office/word/2010/wordprocessingCanvas" xmlns:cx="http://schemas.microsoft.com/office/drawing/2014/chartex" xmlns:cx1="http://schemas.microsoft.com/office/drawing/2015/9/8/chartex" xmlns:cx2="http://schemas.microsoft.com/office/drawing/2015/10/21/chartex" xmlns:cx3="http://schemas.microsoft.com/office/drawing/2016/5/9/chartex" xmlns:cx4="http://schemas.microsoft.com/office/drawing/2016/5/10/chartex" xmlns:cx5="http://schemas.microsoft.com/office/drawing/2016/5/11/chartex" xmlns:cx6="http://schemas.microsoft.com/office/drawing/2016/5/12/chartex" xmlns:cx7="http://schemas.microsoft.com/office/drawing/2016/5/13/chartex" xmlns:cx8="http://schemas.microsoft.com/office/drawing/2016/5/14/chartex" xmlns:mc="http://schemas.openxmlformats.org/markup-compatibility/2006" xmlns:aink="http://schemas.microsoft.com/office/drawing/2016/ink" xmlns:am3d="http://schemas.microsoft.com/office/drawing/2017/model3d" xmlns:o="urn:schemas-microsoft-com:office:office" xmlns:oel="http://schemas.microsoft.com/office/2019/extlst" xmlns:r="http://schemas.openxmlformats.org/officeDocument/2006/relationships" xmlns:m="http://schemas.openxmlformats.org/officeDocument/2006/math" xmlns:v="urn:schemas-microsoft-com:vml" xmlns:wp14="http://schemas.microsoft.com/office/word/2010/wordprocessingDrawing" xmlns:wp="http://schemas.openxmlformats.org/drawingml/2006/wordprocessingDrawing" xmlns:w10="urn:schemas-microsoft-com:office:word" xmlns:w="http://schemas.openxmlformats.org/wordprocessingml/2006/main" xmlns:w14="http://schemas.microsoft.com/office/word/2010/wordml" xmlns:w15="http://schemas.microsoft.com/office/word/2012/wordml" xmlns:w16cei="http://schemas.microsoft.com/office/word/2026/wordml/cei" xmlns:w16cex="http://schemas.microsoft.com/office/word/2018/wordml/cex" xmlns:w16cid="http://schemas.microsoft.com/office/word/2016/wordml/cid" xmlns:w16="http://schemas.microsoft.com/office/word/2018/wordml" xmlns:w16du="http://schemas.microsoft.com/office/word/2023/wordml/word16du" xmlns:w16sdtdh="http://schemas.microsoft.com/office/word/2020/wordml/sdtdatahash" xmlns:w16sdtfl="http://schemas.microsoft.com/office/word/2024/wordml/sdtformatlock" xmlns:w16se="http://schemas.microsoft.com/office/word/2015/wordml/symex" xmlns:wpg="http://schemas.microsoft.com/office/word/2010/wordprocessingGroup" xmlns:wpi="http://schemas.microsoft.com/office/word/2010/wordprocessingInk" xmlns:wne="http://schemas.microsoft.com/office/word/2006/wordml" xmlns:wps="http://schemas.microsoft.com/office/word/2010/wordprocessingShape" mc:Ignorable="w14 w15 w16se w16cid w16 w16cex w16sdtdh w16sdtfl w16du wp14">
+<w:numbering xmlns:wpc="http://schemas.microsoft.com/office/word/2010/wordprocessingCanvas" xmlns:cx="http://schemas.microsoft.com/office/drawing/2014/chartex" xmlns:cx1="http://schemas.microsoft.com/office/drawing/2015/9/8/chartex" xmlns:cx2="http://schemas.microsoft.com/office/drawing/2015/10/21/chartex" xmlns:cx3="http://schemas.microsoft.com/office/drawing/2016/5/9/chartex" xmlns:cx4="http://schemas.microsoft.com/office/drawing/2016/5/10/chartex" xmlns:cx5="http://schemas.microsoft.com/office/drawing/2016/5/11/chartex" xmlns:cx6="http://schemas.microsoft.com/office/drawing/2016/5/12/chartex" xmlns:cx7="http://schemas.microsoft.com/office/drawing/2016/5/13/chartex" xmlns:cx8="http://schemas.microsoft.com/office/drawing/2016/5/14/chartex" xmlns:mc="http://schemas.openxmlformats.org/markup-compatibility/2006" xmlns:aink="http://schemas.microsoft.com/office/drawing/2016/ink" xmlns:am3d="http://schemas.microsoft.com/office/drawing/2017/model3d" xmlns:o="urn:schemas-microsoft-com:office:office" xmlns:oel="http://schemas.microsoft.com/office/2019/extlst" xmlns:r="http://schemas.openxmlformats.org/officeDocument/2006/relationships" xmlns:m="http://schemas.openxmlformats.org/officeDocument/2006/math" xmlns:v="urn:schemas-microsoft-com:vml" xmlns:wp14="http://schemas.microsoft.com/office/word/2010/wordprocessingDrawing" xmlns:wp="http://schemas.openxmlformats.org/drawingml/2006/wordprocessingDrawing" xmlns:w10="urn:schemas-microsoft-com:office:word" xmlns:w="http://schemas.openxmlformats.org/wordprocessingml/2006/main" xmlns:w14="http://schemas.microsoft.com/office/word/2010/wordml" xmlns:w15="http://schemas.microsoft.com/office/word/2012/wordml" xmlns:w16cex="http://schemas.microsoft.com/office/word/2018/wordml/cex" xmlns:w16cid="http://schemas.microsoft.com/office/word/2016/wordml/cid" xmlns:w16="http://schemas.microsoft.com/office/word/2018/wordml" xmlns:w16du="http://schemas.microsoft.com/office/word/2023/wordml/word16du" xmlns:w16sdtdh="http://schemas.microsoft.com/office/word/2020/wordml/sdtdatahash" xmlns:w16sdtfl="http://schemas.microsoft.com/office/word/2024/wordml/sdtformatlock" xmlns:w16se="http://schemas.microsoft.com/office/word/2015/wordml/symex" xmlns:wpg="http://schemas.microsoft.com/office/word/2010/wordprocessingGroup" xmlns:wpi="http://schemas.microsoft.com/office/word/2010/wordprocessingInk" xmlns:wne="http://schemas.microsoft.com/office/word/2006/wordml" xmlns:wps="http://schemas.microsoft.com/office/word/2010/wordprocessingShape" mc:Ignorable="w14 w15 w16se w16cid w16 w16cex w16sdtdh w16sdtfl w16du wp14">
   <w:abstractNum w:abstractNumId="0" w15:restartNumberingAfterBreak="0">
     <w:nsid w:val="25381D0D"/>
     <w:multiLevelType w:val="hybridMultilevel"/>

--- a/LOGS.docx
+++ b/LOGS.docx
@@ -1754,28 +1754,24 @@
         </w:rPr>
         <w:t xml:space="preserve">On past experiences, when I connected both the DC power and USB to my laptop for values, the Arduino board would </w:t>
       </w:r>
-      <w:proofErr w:type="gramStart"/>
-      <w:r>
-        <w:rPr>
-          <w:lang w:val="en-US"/>
-        </w:rPr>
-        <w:t>over heat</w:t>
-      </w:r>
-      <w:proofErr w:type="gramEnd"/>
+      <w:r>
+        <w:rPr>
+          <w:lang w:val="en-US"/>
+        </w:rPr>
+        <w:t>overheat</w:t>
+      </w:r>
       <w:r>
         <w:rPr>
           <w:lang w:val="en-US"/>
         </w:rPr>
         <w:t xml:space="preserve">, causing it to shut down. </w:t>
       </w:r>
-      <w:proofErr w:type="gramStart"/>
-      <w:r>
-        <w:rPr>
-          <w:lang w:val="en-US"/>
-        </w:rPr>
-        <w:t>Therefore</w:t>
-      </w:r>
-      <w:proofErr w:type="gramEnd"/>
+      <w:r>
+        <w:rPr>
+          <w:lang w:val="en-US"/>
+        </w:rPr>
+        <w:t>Therefore,</w:t>
+      </w:r>
       <w:r>
         <w:rPr>
           <w:lang w:val="en-US"/>
@@ -1800,61 +1796,41 @@
         </w:rPr>
         <w:t xml:space="preserve">But my values for </w:t>
       </w:r>
-      <w:proofErr w:type="spellStart"/>
-      <w:r>
-        <w:rPr>
-          <w:lang w:val="en-US"/>
-        </w:rPr>
-        <w:t>mosiure</w:t>
-      </w:r>
-      <w:proofErr w:type="spellEnd"/>
+      <w:r>
+        <w:rPr>
+          <w:lang w:val="en-US"/>
+        </w:rPr>
+        <w:t>moisture</w:t>
+      </w:r>
       <w:r>
         <w:rPr>
           <w:lang w:val="en-US"/>
         </w:rPr>
         <w:t xml:space="preserve"> shallow and deep were fluctuating extensively, shallow +- 20, and deep +- 10. The </w:t>
       </w:r>
-      <w:proofErr w:type="gramStart"/>
-      <w:r>
-        <w:rPr>
-          <w:lang w:val="en-US"/>
-        </w:rPr>
-        <w:t>primarily</w:t>
-      </w:r>
-      <w:proofErr w:type="gramEnd"/>
+      <w:r>
+        <w:rPr>
+          <w:lang w:val="en-US"/>
+        </w:rPr>
+        <w:t>primary</w:t>
+      </w:r>
       <w:r>
         <w:rPr>
           <w:lang w:val="en-US"/>
         </w:rPr>
         <w:t xml:space="preserve"> reason could be electrical </w:t>
       </w:r>
-      <w:proofErr w:type="spellStart"/>
-      <w:r>
-        <w:rPr>
-          <w:lang w:val="en-US"/>
-        </w:rPr>
-        <w:t>flucatutions</w:t>
-      </w:r>
-      <w:proofErr w:type="spellEnd"/>
-      <w:r>
-        <w:rPr>
-          <w:lang w:val="en-US"/>
-        </w:rPr>
-        <w:t xml:space="preserve"> due to power </w:t>
-      </w:r>
-      <w:proofErr w:type="gramStart"/>
-      <w:r>
-        <w:rPr>
-          <w:lang w:val="en-US"/>
-        </w:rPr>
-        <w:t>draw</w:t>
-      </w:r>
-      <w:proofErr w:type="gramEnd"/>
-      <w:r>
-        <w:rPr>
-          <w:lang w:val="en-US"/>
-        </w:rPr>
-        <w:t xml:space="preserve"> and low power supply. With some troubleshooting and trail and error, I found the solution to be DC and USB connected at both times is required. Whether this will overheat my Arduino board again or not is something I will look for. </w:t>
+      <w:r>
+        <w:rPr>
+          <w:lang w:val="en-US"/>
+        </w:rPr>
+        <w:t>fluctuations</w:t>
+      </w:r>
+      <w:r>
+        <w:rPr>
+          <w:lang w:val="en-US"/>
+        </w:rPr>
+        <w:t xml:space="preserve"> due to power draw and low power supply. With some troubleshooting and trail and error, I found the solution to be DC and USB connected at both times is required. Whether this will overheat my Arduino board again or not is something I will look for. </w:t>
       </w:r>
     </w:p>
     <w:p>

--- a/LOGS.docx
+++ b/LOGS.docx
@@ -1830,11 +1830,262 @@
         <w:rPr>
           <w:lang w:val="en-US"/>
         </w:rPr>
-        <w:t xml:space="preserve"> due to power draw and low power supply. With some troubleshooting and trail and error, I found the solution to be DC and USB connected at both times is required. Whether this will overheat my Arduino board again or not is something I will look for. </w:t>
-      </w:r>
-    </w:p>
-    <w:p>
-      <w:pPr>
+        <w:t xml:space="preserve"> due to power draw and low power supply. With some troubleshooting and trail and error, I found the solution to be DC and USB connected at both times is required. Whether this will overheat my Arduino board again or not is something I will look for</w:t>
+      </w:r>
+    </w:p>
+    <w:p>
+      <w:pPr>
+        <w:pStyle w:val="ListParagraph"/>
+        <w:numPr>
+          <w:ilvl w:val="0"/>
+          <w:numId w:val="1"/>
+        </w:numPr>
+        <w:rPr>
+          <w:lang w:val="en-US"/>
+        </w:rPr>
+      </w:pPr>
+      <w:r>
+        <w:rPr>
+          <w:lang w:val="en-US"/>
+        </w:rPr>
+        <w:t>.</w:t>
+      </w:r>
+    </w:p>
+    <w:p>
+      <w:pPr>
+        <w:rPr>
+          <w:lang w:val="en-US"/>
+        </w:rPr>
+      </w:pPr>
+    </w:p>
+    <w:p>
+      <w:pPr>
+        <w:rPr>
+          <w:b/>
+          <w:bCs/>
+          <w:lang w:val="en-US"/>
+        </w:rPr>
+      </w:pPr>
+      <w:r>
+        <w:rPr>
+          <w:b/>
+          <w:bCs/>
+          <w:lang w:val="en-US"/>
+        </w:rPr>
+        <w:t>27/08/202</w:t>
+      </w:r>
+      <w:r>
+        <w:rPr>
+          <w:b/>
+          <w:bCs/>
+          <w:lang w:val="en-US"/>
+        </w:rPr>
+        <w:t>6</w:t>
+      </w:r>
+    </w:p>
+    <w:p>
+      <w:pPr>
+        <w:pStyle w:val="ListParagraph"/>
+        <w:numPr>
+          <w:ilvl w:val="0"/>
+          <w:numId w:val="1"/>
+        </w:numPr>
+        <w:rPr>
+          <w:lang w:val="en-US"/>
+        </w:rPr>
+      </w:pPr>
+      <w:r>
+        <w:rPr>
+          <w:lang w:val="en-US"/>
+        </w:rPr>
+        <w:t xml:space="preserve">My plants are having longer stems than the plants </w:t>
+      </w:r>
+      <w:proofErr w:type="gramStart"/>
+      <w:r>
+        <w:rPr>
+          <w:lang w:val="en-US"/>
+        </w:rPr>
+        <w:t>grew</w:t>
+      </w:r>
+      <w:proofErr w:type="gramEnd"/>
+      <w:r>
+        <w:rPr>
+          <w:lang w:val="en-US"/>
+        </w:rPr>
+        <w:t xml:space="preserve"> in the sun. The plants that grew in the sun start widening their leaves and flowering earlier on, the plants in my system flowered a while later, growing the stem to about 2 or 3 times to size of the regular plants. This may be due to the growth lights not being as strong as the sun resulting in them growing longer to get closer?</w:t>
+      </w:r>
+    </w:p>
+    <w:p>
+      <w:pPr>
+        <w:pStyle w:val="ListParagraph"/>
+        <w:numPr>
+          <w:ilvl w:val="0"/>
+          <w:numId w:val="1"/>
+        </w:numPr>
+        <w:rPr>
+          <w:lang w:val="en-US"/>
+        </w:rPr>
+      </w:pPr>
+      <w:r>
+        <w:rPr>
+          <w:lang w:val="en-US"/>
+        </w:rPr>
+        <w:t xml:space="preserve">This is very likely a case of </w:t>
+      </w:r>
+      <w:r>
+        <w:rPr>
+          <w:b/>
+          <w:bCs/>
+        </w:rPr>
+        <w:t>etiolation</w:t>
+      </w:r>
+      <w:r>
+        <w:rPr>
+          <w:b/>
+          <w:bCs/>
+        </w:rPr>
+        <w:t xml:space="preserve">, </w:t>
+      </w:r>
+      <w:r>
+        <w:t>which is when the plant puts more energy into stem elongation as opposed to flowering, to get its petal closer to the light source before flowering and increase Surface Area.</w:t>
+      </w:r>
+    </w:p>
+    <w:p>
+      <w:pPr>
+        <w:pStyle w:val="ListParagraph"/>
+        <w:numPr>
+          <w:ilvl w:val="0"/>
+          <w:numId w:val="1"/>
+        </w:numPr>
+        <w:rPr>
+          <w:lang w:val="en-US"/>
+        </w:rPr>
+      </w:pPr>
+      <w:r>
+        <w:lastRenderedPageBreak/>
+        <w:t xml:space="preserve">This is creating a fundamental problem. The growth lights being high and not being as strong as the sun has led the plant to put a lot of energy for etiolation, which made the steams grow 3 to 4 times natural length. Due to this growth, I am prohibited from increasing fan strength due to stem stress it causes which can break the stem if not valued enough. After a day of not </w:t>
+      </w:r>
+      <w:proofErr w:type="gramStart"/>
+      <w:r>
+        <w:t>watering</w:t>
+      </w:r>
+      <w:proofErr w:type="gramEnd"/>
+      <w:r>
+        <w:t xml:space="preserve"> I learned that the deep sensor moisture readings decreased by about 10 but shallow only by about 3, showing shallow soil is not dropping </w:t>
+      </w:r>
+      <w:proofErr w:type="spellStart"/>
+      <w:r>
+        <w:t>ni</w:t>
+      </w:r>
+      <w:proofErr w:type="spellEnd"/>
+      <w:r>
+        <w:t xml:space="preserve"> moisture much. Shallow soil drops mostly due to </w:t>
+      </w:r>
+      <w:proofErr w:type="gramStart"/>
+      <w:r>
+        <w:t>transpiration</w:t>
+      </w:r>
+      <w:proofErr w:type="gramEnd"/>
+      <w:r>
+        <w:t xml:space="preserve"> which is encouraged via wind, fans. To encourage </w:t>
+      </w:r>
+      <w:proofErr w:type="gramStart"/>
+      <w:r>
+        <w:t>transpiration</w:t>
+      </w:r>
+      <w:proofErr w:type="gramEnd"/>
+      <w:r>
+        <w:t xml:space="preserve"> I need to increase fan speed, but </w:t>
+      </w:r>
+      <w:proofErr w:type="gramStart"/>
+      <w:r>
+        <w:t>cant</w:t>
+      </w:r>
+      <w:proofErr w:type="gramEnd"/>
+      <w:r>
+        <w:t xml:space="preserve"> cause the stems are too large and delicate, which is because the growth lights are not </w:t>
+      </w:r>
+      <w:proofErr w:type="gramStart"/>
+      <w:r>
+        <w:t>sufficient enough</w:t>
+      </w:r>
+      <w:proofErr w:type="gramEnd"/>
+      <w:r>
+        <w:t xml:space="preserve"> and too high.</w:t>
+      </w:r>
+    </w:p>
+    <w:p>
+      <w:pPr>
+        <w:pStyle w:val="ListParagraph"/>
+        <w:numPr>
+          <w:ilvl w:val="0"/>
+          <w:numId w:val="1"/>
+        </w:numPr>
+        <w:rPr>
+          <w:lang w:val="en-US"/>
+        </w:rPr>
+      </w:pPr>
+      <w:r>
+        <w:t xml:space="preserve">My overall concluding possible solution is to lower the growth lights to be closer to the plant, than see from their about increasing fan pressure. </w:t>
+      </w:r>
+    </w:p>
+    <w:p>
+      <w:pPr>
+        <w:rPr>
+          <w:lang w:val="en-US"/>
+        </w:rPr>
+      </w:pPr>
+    </w:p>
+    <w:p>
+      <w:pPr>
+        <w:pStyle w:val="ListParagraph"/>
+        <w:numPr>
+          <w:ilvl w:val="0"/>
+          <w:numId w:val="1"/>
+        </w:numPr>
+      </w:pPr>
+      <w:r>
+        <w:rPr>
+          <w:b/>
+          <w:bCs/>
+        </w:rPr>
+        <w:t>Summary</w:t>
+      </w:r>
+    </w:p>
+    <w:p>
+      <w:pPr>
+        <w:pStyle w:val="ListParagraph"/>
+        <w:numPr>
+          <w:ilvl w:val="0"/>
+          <w:numId w:val="1"/>
+        </w:numPr>
+      </w:pPr>
+      <w:r>
+        <w:t>A 24-hour watering suspension showed the deep sensor declining normally (93→79) while the shallow sensor remained nearly static (70→67), ruling out watering frequency as the cause of shallow-zone moisture stability and implicating the reduced fan airflow (maintained to limit stem stress) as the actual constraint. Separately, comparison against a sun-grown control revealed stem elongation 2–4x greater in the artificially lit plants, with delayed leaf expansion and flowering — a pattern consistent with etiolation, a shade-avoidance response to insufficient light intensity. This suggests inadequate light, not moisture or airflow, is the primary factor limiting normal growth form, and that the fan constraint is itself a downstream consequence of that light deficiency. A check of the shallow/deep moisture gap for correlation with growth stage was inconclusive given the short data window.</w:t>
+      </w:r>
+    </w:p>
+    <w:p>
+      <w:pPr>
+        <w:pStyle w:val="ListParagraph"/>
+        <w:numPr>
+          <w:ilvl w:val="0"/>
+          <w:numId w:val="1"/>
+        </w:numPr>
+      </w:pPr>
+      <w:r>
+        <w:rPr>
+          <w:b/>
+          <w:bCs/>
+        </w:rPr>
+        <w:t>Next action</w:t>
+      </w:r>
+      <w:r>
+        <w:t>: Raise the yogurt container closer to the grow light, incrementally, checking daily for leaf heat stress or scorching. This directly targets the highest-evidence open variable and should be assessed before making any further moisture or airflow adjustments.</w:t>
+      </w:r>
+    </w:p>
+    <w:p>
+      <w:pPr>
+        <w:ind w:left="360"/>
         <w:rPr>
           <w:lang w:val="en-US"/>
         </w:rPr>
@@ -2726,7 +2977,6 @@
   <w:style w:type="character" w:default="1" w:styleId="DefaultParagraphFont">
     <w:name w:val="Default Paragraph Font"/>
     <w:uiPriority w:val="1"/>
-    <w:semiHidden/>
     <w:unhideWhenUsed/>
   </w:style>
   <w:style w:type="table" w:default="1" w:styleId="TableNormal">

--- a/LOGS.docx
+++ b/LOGS.docx
@@ -2090,6 +2090,52 @@
           <w:lang w:val="en-US"/>
         </w:rPr>
       </w:pPr>
+    </w:p>
+    <w:p>
+      <w:pPr>
+        <w:pStyle w:val="ListParagraph"/>
+        <w:numPr>
+          <w:ilvl w:val="0"/>
+          <w:numId w:val="1"/>
+        </w:numPr>
+        <w:rPr>
+          <w:lang w:val="en-US"/>
+        </w:rPr>
+      </w:pPr>
+      <w:r>
+        <w:rPr>
+          <w:lang w:val="en-US"/>
+        </w:rPr>
+        <w:t xml:space="preserve">Soil moisture when low leaves the soil in </w:t>
+      </w:r>
+      <w:proofErr w:type="gramStart"/>
+      <w:r>
+        <w:rPr>
+          <w:lang w:val="en-US"/>
+        </w:rPr>
+        <w:t>more crumbly</w:t>
+      </w:r>
+      <w:proofErr w:type="gramEnd"/>
+      <w:r>
+        <w:rPr>
+          <w:lang w:val="en-US"/>
+        </w:rPr>
+        <w:t xml:space="preserve"> which gives worse values due to the sensor having airgaps. After dampening down the soil around it, </w:t>
+      </w:r>
+      <w:proofErr w:type="gramStart"/>
+      <w:r>
+        <w:rPr>
+          <w:lang w:val="en-US"/>
+        </w:rPr>
+        <w:t>ig to a better value</w:t>
+      </w:r>
+      <w:proofErr w:type="gramEnd"/>
+      <w:r>
+        <w:rPr>
+          <w:lang w:val="en-US"/>
+        </w:rPr>
+        <w:t>. Something to take into consideration whenever soil values are too low.</w:t>
+      </w:r>
     </w:p>
     <w:sectPr>
       <w:pgSz w:w="12240" w:h="15840"/>
@@ -2977,6 +3023,7 @@
   <w:style w:type="character" w:default="1" w:styleId="DefaultParagraphFont">
     <w:name w:val="Default Paragraph Font"/>
     <w:uiPriority w:val="1"/>
+    <w:semiHidden/>
     <w:unhideWhenUsed/>
   </w:style>
   <w:style w:type="table" w:default="1" w:styleId="TableNormal">

--- a/LOGS.docx
+++ b/LOGS.docx
@@ -64,21 +64,7 @@
         <w:rPr>
           <w:lang w:val="en-US"/>
         </w:rPr>
-        <w:t xml:space="preserve">Made the </w:t>
-      </w:r>
-      <w:proofErr w:type="gramStart"/>
-      <w:r>
-        <w:rPr>
-          <w:lang w:val="en-US"/>
-        </w:rPr>
-        <w:t>full on</w:t>
-      </w:r>
-      <w:proofErr w:type="gramEnd"/>
-      <w:r>
-        <w:rPr>
-          <w:lang w:val="en-US"/>
-        </w:rPr>
-        <w:t xml:space="preserve"> irrigation system physical box. </w:t>
+        <w:t xml:space="preserve">Made the full on irrigation system physical box. </w:t>
       </w:r>
     </w:p>
     <w:p>
@@ -127,7 +113,6 @@
         <w:t xml:space="preserve">, but I kept hitting a </w:t>
       </w:r>
       <w:proofErr w:type="spellStart"/>
-      <w:proofErr w:type="gramStart"/>
       <w:r>
         <w:rPr>
           <w:lang w:val="en-US"/>
@@ -135,40 +120,11 @@
         <w:t>deadend</w:t>
       </w:r>
       <w:proofErr w:type="spellEnd"/>
-      <w:proofErr w:type="gramEnd"/>
-      <w:r>
-        <w:rPr>
-          <w:lang w:val="en-US"/>
-        </w:rPr>
-        <w:t xml:space="preserve">. I utilized another library called COM, which </w:t>
-      </w:r>
-      <w:proofErr w:type="gramStart"/>
-      <w:r>
-        <w:rPr>
-          <w:lang w:val="en-US"/>
-        </w:rPr>
-        <w:t>generate</w:t>
-      </w:r>
-      <w:proofErr w:type="gramEnd"/>
-      <w:r>
-        <w:rPr>
-          <w:lang w:val="en-US"/>
-        </w:rPr>
-        <w:t xml:space="preserve"> fake COMS ports in place of Bluetooth connections (such as ones that are BLE, low </w:t>
-      </w:r>
-      <w:proofErr w:type="gramStart"/>
-      <w:r>
-        <w:rPr>
-          <w:lang w:val="en-US"/>
-        </w:rPr>
-        <w:t>energy)  for</w:t>
-      </w:r>
-      <w:proofErr w:type="gramEnd"/>
-      <w:r>
-        <w:rPr>
-          <w:lang w:val="en-US"/>
-        </w:rPr>
-        <w:t xml:space="preserve"> which you should be able to connect to. But some compatibility issues on the drivers keep resulting in error. I decided to postpone the Bluetooth </w:t>
+      <w:r>
+        <w:rPr>
+          <w:lang w:val="en-US"/>
+        </w:rPr>
+        <w:t xml:space="preserve">. I utilized another library called COM, which generate fake COMS ports in place of Bluetooth connections (such as ones that are BLE, low energy)  for which you should be able to connect to. But some compatibility issues on the drivers keep resulting in error. I decided to postpone the Bluetooth </w:t>
       </w:r>
       <w:proofErr w:type="spellStart"/>
       <w:r>
@@ -214,21 +170,7 @@
         <w:rPr>
           <w:lang w:val="en-US"/>
         </w:rPr>
-        <w:t xml:space="preserve"> once every day </w:t>
-      </w:r>
-      <w:proofErr w:type="gramStart"/>
-      <w:r>
-        <w:rPr>
-          <w:lang w:val="en-US"/>
-        </w:rPr>
-        <w:t>for  3</w:t>
-      </w:r>
-      <w:proofErr w:type="gramEnd"/>
-      <w:r>
-        <w:rPr>
-          <w:lang w:val="en-US"/>
-        </w:rPr>
-        <w:t xml:space="preserve"> seconds. The plant is not taking any water yet, or as much as I am predicting, so I am playing conservative until I see some progress. </w:t>
+        <w:t xml:space="preserve"> once every day for  3 seconds. The plant is not taking any water yet, or as much as I am predicting, so I am playing conservative until I see some progress. </w:t>
       </w:r>
     </w:p>
     <w:p>
@@ -289,53 +231,25 @@
         <w:rPr>
           <w:lang w:val="en-US"/>
         </w:rPr>
-        <w:t xml:space="preserve">Humidity sensor value has not changed much despite 12 hours under growth light. Either soil or plant seeds are not “well”. Or they are over filled </w:t>
-      </w:r>
-      <w:proofErr w:type="gramStart"/>
-      <w:r>
-        <w:rPr>
-          <w:lang w:val="en-US"/>
-        </w:rPr>
-        <w:t>of</w:t>
-      </w:r>
-      <w:proofErr w:type="gramEnd"/>
-      <w:r>
-        <w:rPr>
-          <w:lang w:val="en-US"/>
-        </w:rPr>
-        <w:t xml:space="preserve"> water, drowning them. Or the plant is still growing but slowly. </w:t>
-      </w:r>
-    </w:p>
-    <w:p>
-      <w:pPr>
-        <w:pStyle w:val="ListParagraph"/>
-        <w:numPr>
-          <w:ilvl w:val="0"/>
-          <w:numId w:val="1"/>
-        </w:numPr>
-        <w:rPr>
-          <w:lang w:val="en-US"/>
-        </w:rPr>
-      </w:pPr>
-      <w:r>
-        <w:rPr>
-          <w:lang w:val="en-US"/>
-        </w:rPr>
-        <w:t xml:space="preserve">Plan is to keep manual watering over the next week, sticking to routine and waiting for any response. As plant lifecycle takes weeks, best o only </w:t>
-      </w:r>
-      <w:proofErr w:type="gramStart"/>
-      <w:r>
-        <w:rPr>
-          <w:lang w:val="en-US"/>
-        </w:rPr>
-        <w:t>alter</w:t>
-      </w:r>
-      <w:proofErr w:type="gramEnd"/>
-      <w:r>
-        <w:rPr>
-          <w:lang w:val="en-US"/>
-        </w:rPr>
-        <w:t xml:space="preserve"> changes after a week of results.</w:t>
+        <w:t xml:space="preserve">Humidity sensor value has not changed much despite 12 hours under growth light. Either soil or plant seeds are not “well”. Or they are over filled of water, drowning them. Or the plant is still growing but slowly. </w:t>
+      </w:r>
+    </w:p>
+    <w:p>
+      <w:pPr>
+        <w:pStyle w:val="ListParagraph"/>
+        <w:numPr>
+          <w:ilvl w:val="0"/>
+          <w:numId w:val="1"/>
+        </w:numPr>
+        <w:rPr>
+          <w:lang w:val="en-US"/>
+        </w:rPr>
+      </w:pPr>
+      <w:r>
+        <w:rPr>
+          <w:lang w:val="en-US"/>
+        </w:rPr>
+        <w:t>Plan is to keep manual watering over the next week, sticking to routine and waiting for any response. As plant lifecycle takes weeks, best o only alter changes after a week of results.</w:t>
       </w:r>
     </w:p>
     <w:p>
@@ -511,30 +425,17 @@
     </w:p>
     <w:p>
       <w:r>
-        <w:t xml:space="preserve">The one unresolved piece is the biological </w:t>
-      </w:r>
-      <w:proofErr w:type="gramStart"/>
-      <w:r>
-        <w:t>outcome</w:t>
+        <w:t>The one unresolved piece is the biological outcome</w:t>
       </w:r>
       <w:r>
         <w:t xml:space="preserve">, </w:t>
       </w:r>
       <w:r>
-        <w:t xml:space="preserve"> two</w:t>
-      </w:r>
-      <w:proofErr w:type="gramEnd"/>
-      <w:r>
-        <w:t xml:space="preserve"> growing attempts have stalled (first from oversaturation, second possibly from mold/airflow issues), and </w:t>
-      </w:r>
-      <w:r>
-        <w:t xml:space="preserve">I did </w:t>
-      </w:r>
-      <w:proofErr w:type="gramStart"/>
-      <w:r>
-        <w:t>an</w:t>
-      </w:r>
-      <w:proofErr w:type="gramEnd"/>
+        <w:t xml:space="preserve"> two growing attempts have stalled (first from oversaturation, second possibly from mold/airflow issues), and </w:t>
+      </w:r>
+      <w:r>
+        <w:t>I did an</w:t>
+      </w:r>
       <w:r>
         <w:t xml:space="preserve"> mid-restart with fresh soil, a fan, dual sensors, and a repositioned probe.</w:t>
       </w:r>
@@ -598,15 +499,7 @@
         </w:numPr>
       </w:pPr>
       <w:r>
-        <w:t xml:space="preserve">Two separate mislabeled-BLE-as-HC-05 hardware dead ends, including a deep, </w:t>
-      </w:r>
-      <w:proofErr w:type="gramStart"/>
-      <w:r>
-        <w:t>correctly-executed</w:t>
-      </w:r>
-      <w:proofErr w:type="gramEnd"/>
-      <w:r>
-        <w:t xml:space="preserve"> but ultimately unsuccessful Windows BLE-bridge attempt (</w:t>
+        <w:t>Two separate mislabeled-BLE-as-HC-05 hardware dead ends, including a deep, correctly-executed but ultimately unsuccessful Windows BLE-bridge attempt (</w:t>
       </w:r>
       <w:proofErr w:type="spellStart"/>
       <w:r>
@@ -814,21 +707,7 @@
         <w:rPr>
           <w:lang w:val="en-US"/>
         </w:rPr>
-        <w:t xml:space="preserve">, with an Arduino giving soil moisture values using sensors placed in the soil dirt at 2 different lengths to my laptop running ignition, and </w:t>
-      </w:r>
-      <w:proofErr w:type="gramStart"/>
-      <w:r>
-        <w:rPr>
-          <w:lang w:val="en-US"/>
-        </w:rPr>
-        <w:t>an</w:t>
-      </w:r>
-      <w:proofErr w:type="gramEnd"/>
-      <w:r>
-        <w:rPr>
-          <w:lang w:val="en-US"/>
-        </w:rPr>
-        <w:t xml:space="preserve"> water pump with its </w:t>
+        <w:t xml:space="preserve">, with an Arduino giving soil moisture values using sensors placed in the soil dirt at 2 different lengths to my laptop running ignition, and an water pump with its </w:t>
       </w:r>
       <w:proofErr w:type="spellStart"/>
       <w:r>
@@ -971,21 +850,7 @@
         <w:rPr>
           <w:lang w:val="en-US"/>
         </w:rPr>
-        <w:t xml:space="preserve">A constant fan on, 16 hours of growth light every day, 1 3 seconds of water pump which is around 59.6ml of water, </w:t>
-      </w:r>
-      <w:proofErr w:type="gramStart"/>
-      <w:r>
-        <w:rPr>
-          <w:lang w:val="en-US"/>
-        </w:rPr>
-        <w:t>everyday</w:t>
-      </w:r>
-      <w:proofErr w:type="gramEnd"/>
-      <w:r>
-        <w:rPr>
-          <w:lang w:val="en-US"/>
-        </w:rPr>
-        <w:t xml:space="preserve"> once at 12pm. </w:t>
+        <w:t xml:space="preserve">A constant fan on, 16 hours of growth light every day, 1 3 seconds of water pump which is around 59.6ml of water, everyday once at 12pm. </w:t>
       </w:r>
     </w:p>
     <w:p>
@@ -1039,48 +904,20 @@
         <w:rPr>
           <w:lang w:val="en-US"/>
         </w:rPr>
-        <w:t xml:space="preserve">I was estimating that the moisture value would be about 50 for water soil moisture growth to occur. That is something which I would like to solve, raising the soil moisture from 46 to 50, and seeing results. If plant growth accelerates, </w:t>
-      </w:r>
-      <w:proofErr w:type="gramStart"/>
-      <w:r>
-        <w:rPr>
-          <w:lang w:val="en-US"/>
-        </w:rPr>
-        <w:t>than</w:t>
-      </w:r>
-      <w:proofErr w:type="gramEnd"/>
-      <w:r>
-        <w:rPr>
-          <w:lang w:val="en-US"/>
-        </w:rPr>
-        <w:t xml:space="preserve"> 50 would become the ideal value. </w:t>
-      </w:r>
-    </w:p>
-    <w:p>
-      <w:pPr>
-        <w:rPr>
-          <w:lang w:val="en-US"/>
-        </w:rPr>
-      </w:pPr>
-      <w:r>
-        <w:rPr>
-          <w:lang w:val="en-US"/>
-        </w:rPr>
-        <w:t xml:space="preserve">I would also see what the deeper sensor value would </w:t>
-      </w:r>
-      <w:proofErr w:type="gramStart"/>
-      <w:r>
-        <w:rPr>
-          <w:lang w:val="en-US"/>
-        </w:rPr>
-        <w:t>be,</w:t>
-      </w:r>
-      <w:proofErr w:type="gramEnd"/>
-      <w:r>
-        <w:rPr>
-          <w:lang w:val="en-US"/>
-        </w:rPr>
-        <w:t xml:space="preserve"> the shallow sensor is the main sensor. </w:t>
+        <w:t xml:space="preserve">I was estimating that the moisture value would be about 50 for water soil moisture growth to occur. That is something which I would like to solve, raising the soil moisture from 46 to 50, and seeing results. If plant growth accelerates, than 50 would become the ideal value. </w:t>
+      </w:r>
+    </w:p>
+    <w:p>
+      <w:pPr>
+        <w:rPr>
+          <w:lang w:val="en-US"/>
+        </w:rPr>
+      </w:pPr>
+      <w:r>
+        <w:rPr>
+          <w:lang w:val="en-US"/>
+        </w:rPr>
+        <w:t xml:space="preserve">I would also see what the deeper sensor value would be, the shallow sensor is the main sensor. </w:t>
       </w:r>
     </w:p>
     <w:p>
@@ -1187,49 +1024,27 @@
         <w:rPr>
           <w:lang w:val="en-US"/>
         </w:rPr>
-        <w:t xml:space="preserve">Lux values would be </w:t>
-      </w:r>
-      <w:proofErr w:type="gramStart"/>
-      <w:r>
-        <w:rPr>
-          <w:lang w:val="en-US"/>
-        </w:rPr>
-        <w:t>constant about</w:t>
-      </w:r>
-      <w:proofErr w:type="gramEnd"/>
-      <w:r>
-        <w:rPr>
-          <w:lang w:val="en-US"/>
-        </w:rPr>
-        <w:t xml:space="preserve"> from the growth lights so a lux sensor might not be necessary</w:t>
-      </w:r>
-    </w:p>
-    <w:p>
-      <w:pPr>
-        <w:pStyle w:val="ListParagraph"/>
-        <w:numPr>
-          <w:ilvl w:val="0"/>
-          <w:numId w:val="1"/>
-        </w:numPr>
-        <w:rPr>
-          <w:b/>
-          <w:bCs/>
-          <w:lang w:val="en-US"/>
-        </w:rPr>
-      </w:pPr>
-      <w:proofErr w:type="gramStart"/>
-      <w:r>
-        <w:rPr>
-          <w:lang w:val="en-US"/>
-        </w:rPr>
-        <w:t>Air humidity sensor,</w:t>
-      </w:r>
-      <w:proofErr w:type="gramEnd"/>
-      <w:r>
-        <w:rPr>
-          <w:lang w:val="en-US"/>
-        </w:rPr>
-        <w:t xml:space="preserve"> might be needed as that changes. Even though </w:t>
+        <w:t>Lux values would be constant about from the growth lights so a lux sensor might not be necessary</w:t>
+      </w:r>
+    </w:p>
+    <w:p>
+      <w:pPr>
+        <w:pStyle w:val="ListParagraph"/>
+        <w:numPr>
+          <w:ilvl w:val="0"/>
+          <w:numId w:val="1"/>
+        </w:numPr>
+        <w:rPr>
+          <w:b/>
+          <w:bCs/>
+          <w:lang w:val="en-US"/>
+        </w:rPr>
+      </w:pPr>
+      <w:r>
+        <w:rPr>
+          <w:lang w:val="en-US"/>
+        </w:rPr>
+        <w:t xml:space="preserve">Air humidity sensor, might be needed as that changes. Even though </w:t>
       </w:r>
       <w:proofErr w:type="spellStart"/>
       <w:r>
@@ -1246,7 +1061,6 @@
         <w:t xml:space="preserve"> in </w:t>
       </w:r>
       <w:proofErr w:type="spellStart"/>
-      <w:proofErr w:type="gramStart"/>
       <w:r>
         <w:rPr>
           <w:lang w:val="en-US"/>
@@ -1254,7 +1068,6 @@
         <w:t>a</w:t>
       </w:r>
       <w:proofErr w:type="spellEnd"/>
-      <w:proofErr w:type="gramEnd"/>
       <w:r>
         <w:rPr>
           <w:lang w:val="en-US"/>
@@ -1303,27 +1116,13 @@
         <w:rPr>
           <w:lang w:val="en-US"/>
         </w:rPr>
-        <w:t xml:space="preserve">I am </w:t>
-      </w:r>
-      <w:proofErr w:type="gramStart"/>
-      <w:r>
-        <w:rPr>
-          <w:lang w:val="en-US"/>
-        </w:rPr>
-        <w:t xml:space="preserve">considering </w:t>
-      </w:r>
-      <w:r>
-        <w:rPr>
-          <w:lang w:val="en-US"/>
-        </w:rPr>
-        <w:t xml:space="preserve"> moving</w:t>
-      </w:r>
-      <w:proofErr w:type="gramEnd"/>
-      <w:r>
-        <w:rPr>
-          <w:lang w:val="en-US"/>
-        </w:rPr>
-        <w:t xml:space="preserve"> and migrating gateway to the NAS which is constantly running</w:t>
+        <w:t xml:space="preserve">I am considering </w:t>
+      </w:r>
+      <w:r>
+        <w:rPr>
+          <w:lang w:val="en-US"/>
+        </w:rPr>
+        <w:t xml:space="preserve"> moving and migrating gateway to the NAS which is constantly running</w:t>
       </w:r>
       <w:r>
         <w:rPr>
@@ -1371,21 +1170,7 @@
         <w:rPr>
           <w:lang w:val="en-US"/>
         </w:rPr>
-        <w:t xml:space="preserve"> to take place, </w:t>
-      </w:r>
-      <w:proofErr w:type="gramStart"/>
-      <w:r>
-        <w:rPr>
-          <w:lang w:val="en-US"/>
-        </w:rPr>
-        <w:t>and also</w:t>
-      </w:r>
-      <w:proofErr w:type="gramEnd"/>
-      <w:r>
-        <w:rPr>
-          <w:lang w:val="en-US"/>
-        </w:rPr>
-        <w:t xml:space="preserve"> when I am not home. </w:t>
+        <w:t xml:space="preserve"> to take place, and also when I am not home. </w:t>
       </w:r>
     </w:p>
     <w:p>
@@ -1441,35 +1226,7 @@
         <w:rPr>
           <w:lang w:val="en-US"/>
         </w:rPr>
-        <w:t xml:space="preserve">Plants have grown to about 3-4 </w:t>
-      </w:r>
-      <w:proofErr w:type="gramStart"/>
-      <w:r>
-        <w:rPr>
-          <w:lang w:val="en-US"/>
-        </w:rPr>
-        <w:t>inches</w:t>
-      </w:r>
-      <w:proofErr w:type="gramEnd"/>
-      <w:r>
-        <w:rPr>
-          <w:lang w:val="en-US"/>
-        </w:rPr>
-        <w:t xml:space="preserve"> the tallest </w:t>
-      </w:r>
-      <w:proofErr w:type="gramStart"/>
-      <w:r>
-        <w:rPr>
-          <w:lang w:val="en-US"/>
-        </w:rPr>
-        <w:t>one</w:t>
-      </w:r>
-      <w:proofErr w:type="gramEnd"/>
-      <w:r>
-        <w:rPr>
-          <w:lang w:val="en-US"/>
-        </w:rPr>
-        <w:t xml:space="preserve">, with others slightly smaller growing adjacent. </w:t>
+        <w:t xml:space="preserve">Plants have grown to about 3-4 inches the tallest one, with others slightly smaller growing adjacent. </w:t>
       </w:r>
     </w:p>
     <w:p>
@@ -1512,21 +1269,7 @@
           <w:lang w:val="en-US"/>
         </w:rPr>
         <w:lastRenderedPageBreak/>
-        <w:t xml:space="preserve">One plant stem broke, killing one plant. I believed it was the </w:t>
-      </w:r>
-      <w:proofErr w:type="gramStart"/>
-      <w:r>
-        <w:rPr>
-          <w:lang w:val="en-US"/>
-        </w:rPr>
-        <w:t>wind,</w:t>
-      </w:r>
-      <w:proofErr w:type="gramEnd"/>
-      <w:r>
-        <w:rPr>
-          <w:lang w:val="en-US"/>
-        </w:rPr>
-        <w:t xml:space="preserve"> the fan was directly pointing at it causing too much stress on the plant. </w:t>
+        <w:t xml:space="preserve">One plant stem broke, killing one plant. I believed it was the wind, the fan was directly pointing at it causing too much stress on the plant. </w:t>
       </w:r>
       <w:proofErr w:type="spellStart"/>
       <w:r>
@@ -1540,38 +1283,9 @@
         <w:rPr>
           <w:lang w:val="en-US"/>
         </w:rPr>
-        <w:t xml:space="preserve"> I added a small barrier </w:t>
-      </w:r>
-      <w:proofErr w:type="gramStart"/>
-      <w:r>
-        <w:rPr>
-          <w:lang w:val="en-US"/>
-        </w:rPr>
-        <w:t>on</w:t>
-      </w:r>
-      <w:proofErr w:type="gramEnd"/>
-      <w:r>
-        <w:rPr>
-          <w:lang w:val="en-US"/>
-        </w:rPr>
-        <w:t xml:space="preserve"> the side of the yogurt </w:t>
-      </w:r>
-      <w:proofErr w:type="gramStart"/>
-      <w:r>
-        <w:rPr>
-          <w:lang w:val="en-US"/>
-        </w:rPr>
-        <w:t>container, and</w:t>
-      </w:r>
-      <w:proofErr w:type="gramEnd"/>
-      <w:r>
-        <w:rPr>
-          <w:lang w:val="en-US"/>
-        </w:rPr>
-        <w:t xml:space="preserve"> redirected the plant </w:t>
+        <w:t xml:space="preserve"> I added a small barrier on the side of the yogurt container, and redirected the plant </w:t>
       </w:r>
       <w:proofErr w:type="spellStart"/>
-      <w:proofErr w:type="gramStart"/>
       <w:r>
         <w:rPr>
           <w:lang w:val="en-US"/>
@@ -1579,7 +1293,6 @@
         <w:t>alittle</w:t>
       </w:r>
       <w:proofErr w:type="spellEnd"/>
-      <w:proofErr w:type="gramEnd"/>
       <w:r>
         <w:rPr>
           <w:lang w:val="en-US"/>
@@ -1620,91 +1333,7 @@
         <w:rPr>
           <w:lang w:val="en-US"/>
         </w:rPr>
-        <w:t xml:space="preserve">The </w:t>
-      </w:r>
-      <w:proofErr w:type="gramStart"/>
-      <w:r>
-        <w:rPr>
-          <w:lang w:val="en-US"/>
-        </w:rPr>
-        <w:t>suns</w:t>
-      </w:r>
-      <w:proofErr w:type="gramEnd"/>
-      <w:r>
-        <w:rPr>
-          <w:lang w:val="en-US"/>
-        </w:rPr>
-        <w:t xml:space="preserve"> heat and light rays </w:t>
-      </w:r>
-      <w:proofErr w:type="gramStart"/>
-      <w:r>
-        <w:rPr>
-          <w:lang w:val="en-US"/>
-        </w:rPr>
-        <w:t>is</w:t>
-      </w:r>
-      <w:proofErr w:type="gramEnd"/>
-      <w:r>
-        <w:rPr>
-          <w:lang w:val="en-US"/>
-        </w:rPr>
-        <w:t xml:space="preserve"> enough to grow the plant but also evaporate moisture. My growth </w:t>
-      </w:r>
-      <w:proofErr w:type="gramStart"/>
-      <w:r>
-        <w:rPr>
-          <w:lang w:val="en-US"/>
-        </w:rPr>
-        <w:t>lights,</w:t>
-      </w:r>
-      <w:proofErr w:type="gramEnd"/>
-      <w:r>
-        <w:rPr>
-          <w:lang w:val="en-US"/>
-        </w:rPr>
-        <w:t xml:space="preserve"> only show specific light at a spectrum, to aid plant growth, but not enough to evaporate the </w:t>
-      </w:r>
-      <w:proofErr w:type="gramStart"/>
-      <w:r>
-        <w:rPr>
-          <w:lang w:val="en-US"/>
-        </w:rPr>
-        <w:t>plants</w:t>
-      </w:r>
-      <w:proofErr w:type="gramEnd"/>
-      <w:r>
-        <w:rPr>
-          <w:lang w:val="en-US"/>
-        </w:rPr>
-        <w:t xml:space="preserve"> water. </w:t>
-      </w:r>
-      <w:proofErr w:type="gramStart"/>
-      <w:r>
-        <w:rPr>
-          <w:lang w:val="en-US"/>
-        </w:rPr>
-        <w:t>So</w:t>
-      </w:r>
-      <w:proofErr w:type="gramEnd"/>
-      <w:r>
-        <w:rPr>
-          <w:lang w:val="en-US"/>
-        </w:rPr>
-        <w:t xml:space="preserve"> I need to find a way to give enough wind to encourage transpiration, without causing too much stress on the stems. The plants </w:t>
-      </w:r>
-      <w:proofErr w:type="gramStart"/>
-      <w:r>
-        <w:rPr>
-          <w:lang w:val="en-US"/>
-        </w:rPr>
-        <w:t>are</w:t>
-      </w:r>
-      <w:proofErr w:type="gramEnd"/>
-      <w:r>
-        <w:rPr>
-          <w:lang w:val="en-US"/>
-        </w:rPr>
-        <w:t xml:space="preserve"> not taking much water recentl</w:t>
+        <w:t>The suns heat and light rays is enough to grow the plant but also evaporate moisture. My growth lights, only show specific light at a spectrum, to aid plant growth, but not enough to evaporate the plants water. So I need to find a way to give enough wind to encourage transpiration, without causing too much stress on the stems. The plants are not taking much water recentl</w:t>
       </w:r>
       <w:r>
         <w:rPr>
@@ -1898,21 +1527,7 @@
         <w:rPr>
           <w:lang w:val="en-US"/>
         </w:rPr>
-        <w:t xml:space="preserve">My plants are having longer stems than the plants </w:t>
-      </w:r>
-      <w:proofErr w:type="gramStart"/>
-      <w:r>
-        <w:rPr>
-          <w:lang w:val="en-US"/>
-        </w:rPr>
-        <w:t>grew</w:t>
-      </w:r>
-      <w:proofErr w:type="gramEnd"/>
-      <w:r>
-        <w:rPr>
-          <w:lang w:val="en-US"/>
-        </w:rPr>
-        <w:t xml:space="preserve"> in the sun. The plants that grew in the sun start widening their leaves and flowering earlier on, the plants in my system flowered a while later, growing the stem to about 2 or 3 times to size of the regular plants. This may be due to the growth lights not being as strong as the sun resulting in them growing longer to get closer?</w:t>
+        <w:t>My plants are having longer stems than the plants grew in the sun. The plants that grew in the sun start widening their leaves and flowering earlier on, the plants in my system flowered a while later, growing the stem to about 2 or 3 times to size of the regular plants. This may be due to the growth lights not being as strong as the sun resulting in them growing longer to get closer?</w:t>
       </w:r>
     </w:p>
     <w:p>
@@ -1963,15 +1578,7 @@
       </w:pPr>
       <w:r>
         <w:lastRenderedPageBreak/>
-        <w:t xml:space="preserve">This is creating a fundamental problem. The growth lights being high and not being as strong as the sun has led the plant to put a lot of energy for etiolation, which made the steams grow 3 to 4 times natural length. Due to this growth, I am prohibited from increasing fan strength due to stem stress it causes which can break the stem if not valued enough. After a day of not </w:t>
-      </w:r>
-      <w:proofErr w:type="gramStart"/>
-      <w:r>
-        <w:t>watering</w:t>
-      </w:r>
-      <w:proofErr w:type="gramEnd"/>
-      <w:r>
-        <w:t xml:space="preserve"> I learned that the deep sensor moisture readings decreased by about 10 but shallow only by about 3, showing shallow soil is not dropping </w:t>
+        <w:t xml:space="preserve">This is creating a fundamental problem. The growth lights being high and not being as strong as the sun has led the plant to put a lot of energy for etiolation, which made the steams grow 3 to 4 times natural length. Due to this growth, I am prohibited from increasing fan strength due to stem stress it causes which can break the stem if not valued enough. After a day of not watering I learned that the deep sensor moisture readings decreased by about 10 but shallow only by about 3, showing shallow soil is not dropping </w:t>
       </w:r>
       <w:proofErr w:type="spellStart"/>
       <w:r>
@@ -1979,39 +1586,7 @@
       </w:r>
       <w:proofErr w:type="spellEnd"/>
       <w:r>
-        <w:t xml:space="preserve"> moisture much. Shallow soil drops mostly due to </w:t>
-      </w:r>
-      <w:proofErr w:type="gramStart"/>
-      <w:r>
-        <w:t>transpiration</w:t>
-      </w:r>
-      <w:proofErr w:type="gramEnd"/>
-      <w:r>
-        <w:t xml:space="preserve"> which is encouraged via wind, fans. To encourage </w:t>
-      </w:r>
-      <w:proofErr w:type="gramStart"/>
-      <w:r>
-        <w:t>transpiration</w:t>
-      </w:r>
-      <w:proofErr w:type="gramEnd"/>
-      <w:r>
-        <w:t xml:space="preserve"> I need to increase fan speed, but </w:t>
-      </w:r>
-      <w:proofErr w:type="gramStart"/>
-      <w:r>
-        <w:t>cant</w:t>
-      </w:r>
-      <w:proofErr w:type="gramEnd"/>
-      <w:r>
-        <w:t xml:space="preserve"> cause the stems are too large and delicate, which is because the growth lights are not </w:t>
-      </w:r>
-      <w:proofErr w:type="gramStart"/>
-      <w:r>
-        <w:t>sufficient enough</w:t>
-      </w:r>
-      <w:proofErr w:type="gramEnd"/>
-      <w:r>
-        <w:t xml:space="preserve"> and too high.</w:t>
+        <w:t xml:space="preserve"> moisture much. Shallow soil drops mostly due to transpiration which is encouraged via wind, fans. To encourage transpiration I need to increase fan speed, but cant cause the stems are too large and delicate, which is because the growth lights are not sufficient enough and too high.</w:t>
       </w:r>
     </w:p>
     <w:p>
@@ -2106,35 +1681,65 @@
         <w:rPr>
           <w:lang w:val="en-US"/>
         </w:rPr>
-        <w:t xml:space="preserve">Soil moisture when low leaves the soil in </w:t>
-      </w:r>
-      <w:proofErr w:type="gramStart"/>
-      <w:r>
-        <w:rPr>
-          <w:lang w:val="en-US"/>
-        </w:rPr>
-        <w:t>more crumbly</w:t>
-      </w:r>
-      <w:proofErr w:type="gramEnd"/>
-      <w:r>
-        <w:rPr>
-          <w:lang w:val="en-US"/>
-        </w:rPr>
-        <w:t xml:space="preserve"> which gives worse values due to the sensor having airgaps. After dampening down the soil around it, </w:t>
-      </w:r>
-      <w:proofErr w:type="gramStart"/>
-      <w:r>
-        <w:rPr>
-          <w:lang w:val="en-US"/>
-        </w:rPr>
-        <w:t>ig to a better value</w:t>
-      </w:r>
-      <w:proofErr w:type="gramEnd"/>
-      <w:r>
-        <w:rPr>
-          <w:lang w:val="en-US"/>
-        </w:rPr>
-        <w:t>. Something to take into consideration whenever soil values are too low.</w:t>
+        <w:t>Soil moisture when low leaves the soil in more crumbly which gives worse values due to the sensor having airgaps. After dampening down the soil around it, ig to a better value. Something to take into consideration whenever soil values are too low.</w:t>
+      </w:r>
+    </w:p>
+    <w:p>
+      <w:pPr>
+        <w:pStyle w:val="ListParagraph"/>
+        <w:rPr>
+          <w:lang w:val="en-US"/>
+        </w:rPr>
+      </w:pPr>
+    </w:p>
+    <w:p>
+      <w:pPr>
+        <w:rPr>
+          <w:b/>
+          <w:bCs/>
+          <w:lang w:val="en-US"/>
+        </w:rPr>
+      </w:pPr>
+      <w:r>
+        <w:rPr>
+          <w:b/>
+          <w:bCs/>
+          <w:lang w:val="en-US"/>
+        </w:rPr>
+        <w:lastRenderedPageBreak/>
+        <w:t>04/09/2026</w:t>
+      </w:r>
+    </w:p>
+    <w:p>
+      <w:pPr>
+        <w:pStyle w:val="ListParagraph"/>
+        <w:numPr>
+          <w:ilvl w:val="0"/>
+          <w:numId w:val="1"/>
+        </w:numPr>
+        <w:rPr>
+          <w:lang w:val="en-US"/>
+        </w:rPr>
+      </w:pPr>
+      <w:r>
+        <w:rPr>
+          <w:lang w:val="en-US"/>
+        </w:rPr>
+        <w:t xml:space="preserve">After not watering for 3 days, one plant died but the other two seem fine. This is probably because not all the stems of each plant are equally form the center, other roots may have got the water easily and </w:t>
+      </w:r>
+      <w:proofErr w:type="spellStart"/>
+      <w:r>
+        <w:rPr>
+          <w:lang w:val="en-US"/>
+        </w:rPr>
+        <w:t>moreso</w:t>
+      </w:r>
+      <w:proofErr w:type="spellEnd"/>
+      <w:r>
+        <w:rPr>
+          <w:lang w:val="en-US"/>
+        </w:rPr>
+        <w:t xml:space="preserve"> than this plant, leading to its dehydration. </w:t>
       </w:r>
     </w:p>
     <w:sectPr>
